--- a/02-作战与答辩/雨证-产品介绍-通俗版.docx
+++ b/02-作战与答辩/雨证-产品介绍-通俗版.docx
@@ -7,10 +7,6 @@
         <w:pStyle w:val="Heading1"/>
       </w:pPr>
       <w:r>
-        <w:rPr>
-          <w:rFonts w:ascii="Segoe UI" w:hAnsi="Segoe UI" w:eastAsia="微软雅黑"/>
-          <w:b/>
-        </w:rPr>
         <w:t>雨证 · RainProof</w:t>
       </w:r>
     </w:p>
@@ -19,10 +15,6 @@
         <w:pStyle w:val="Heading2"/>
       </w:pPr>
       <w:r>
-        <w:rPr>
-          <w:rFonts w:ascii="Segoe UI" w:hAnsi="Segoe UI" w:eastAsia="微软雅黑"/>
-          <w:b/>
-        </w:rPr>
         <w:t>可验证的 AI 参数化配送险 —— 产品介绍</w:t>
       </w:r>
     </w:p>
@@ -32,64 +24,46 @@
       </w:pPr>
       <w:r>
         <w:rPr>
-          <w:rFonts w:ascii="Segoe UI" w:hAnsi="Segoe UI" w:eastAsia="微软雅黑"/>
-          <w:b w:val="0"/>
           <w:i/>
-          <w:sz w:val="20"/>
         </w:rPr>
         <w:t>本文用尽量通俗的语言讲三件事：</w:t>
       </w:r>
       <w:r>
         <w:rPr>
-          <w:rFonts w:ascii="Segoe UI" w:hAnsi="Segoe UI" w:eastAsia="微软雅黑"/>
           <w:b/>
           <w:i/>
-          <w:sz w:val="20"/>
         </w:rPr>
         <w:t>为什么要做</w:t>
       </w:r>
       <w:r>
         <w:rPr>
-          <w:rFonts w:ascii="Segoe UI" w:hAnsi="Segoe UI" w:eastAsia="微软雅黑"/>
-          <w:b w:val="0"/>
           <w:i/>
-          <w:sz w:val="20"/>
         </w:rPr>
         <w:t>、</w:t>
       </w:r>
       <w:r>
         <w:rPr>
-          <w:rFonts w:ascii="Segoe UI" w:hAnsi="Segoe UI" w:eastAsia="微软雅黑"/>
           <w:b/>
           <w:i/>
-          <w:sz w:val="20"/>
         </w:rPr>
         <w:t>做成了什么</w:t>
       </w:r>
       <w:r>
         <w:rPr>
-          <w:rFonts w:ascii="Segoe UI" w:hAnsi="Segoe UI" w:eastAsia="微软雅黑"/>
-          <w:b w:val="0"/>
           <w:i/>
-          <w:sz w:val="20"/>
         </w:rPr>
         <w:t>、</w:t>
       </w:r>
       <w:r>
         <w:rPr>
-          <w:rFonts w:ascii="Segoe UI" w:hAnsi="Segoe UI" w:eastAsia="微软雅黑"/>
           <w:b/>
           <w:i/>
-          <w:sz w:val="20"/>
         </w:rPr>
         <w:t>为什么这么设计</w:t>
       </w:r>
       <w:r>
         <w:rPr>
-          <w:rFonts w:ascii="Segoe UI" w:hAnsi="Segoe UI" w:eastAsia="微软雅黑"/>
-          <w:b w:val="0"/>
           <w:i/>
-          <w:sz w:val="20"/>
         </w:rPr>
         <w:t>。</w:t>
       </w:r>
@@ -100,12 +74,21 @@
       </w:pPr>
       <w:r>
         <w:rPr>
-          <w:rFonts w:ascii="Segoe UI" w:hAnsi="Segoe UI" w:eastAsia="微软雅黑"/>
-          <w:b w:val="0"/>
           <w:i/>
-          <w:sz w:val="20"/>
         </w:rPr>
         <w:t>文中的数字与结论都来自仓库里的代码、脚本输出和链上记录，可以逐条复算。本文不是宣传稿，已知的不足也写在里面。</w:t>
+      </w:r>
+    </w:p>
+    <w:p>
+      <w:pPr>
+        <w:ind w:left="360"/>
+      </w:pPr>
+      <w:r>
+        <w:rPr>
+          <w:b/>
+          <w:i/>
+        </w:rPr>
+        <w:t>本文件是源稿；`雨证-产品介绍-通俗版.docx` 由它导出，改动请改本文件（不要直接改 .docx）。</w:t>
       </w:r>
     </w:p>
     <w:p>
@@ -113,10 +96,6 @@
         <w:pStyle w:val="Heading2"/>
       </w:pPr>
       <w:r>
-        <w:rPr>
-          <w:rFonts w:ascii="Segoe UI" w:hAnsi="Segoe UI" w:eastAsia="微软雅黑"/>
-          <w:b/>
-        </w:rPr>
         <w:t>一、为什么要做这个产品</w:t>
       </w:r>
     </w:p>
@@ -125,33 +104,20 @@
         <w:pStyle w:val="Heading3"/>
       </w:pPr>
       <w:r>
-        <w:rPr>
-          <w:rFonts w:ascii="Segoe UI" w:hAnsi="Segoe UI" w:eastAsia="微软雅黑"/>
-          <w:b/>
-        </w:rPr>
         <w:t>1.1 谁在承受这个风险</w:t>
       </w:r>
     </w:p>
     <w:p>
       <w:r>
+        <w:t>外卖骑手的收入是</w:t>
+      </w:r>
+      <w:r>
         <w:rPr>
-          <w:rFonts w:ascii="Segoe UI" w:hAnsi="Segoe UI" w:eastAsia="微软雅黑"/>
-          <w:b w:val="0"/>
-        </w:rPr>
-        <w:t>外卖骑手的收入是</w:t>
-      </w:r>
-      <w:r>
-        <w:rPr>
-          <w:rFonts w:ascii="Segoe UI" w:hAnsi="Segoe UI" w:eastAsia="微软雅黑"/>
           <w:b/>
         </w:rPr>
         <w:t>按单结算</w:t>
       </w:r>
       <w:r>
-        <w:rPr>
-          <w:rFonts w:ascii="Segoe UI" w:hAnsi="Segoe UI" w:eastAsia="微软雅黑"/>
-          <w:b w:val="0"/>
-        </w:rPr>
         <w:t>的：跑一单拿一单的钱，不跑就没有。下雨天是他们的两难时刻 ——</w:t>
       </w:r>
     </w:p>
@@ -160,24 +126,15 @@
         <w:pStyle w:val="ListBullet"/>
       </w:pPr>
       <w:r>
+        <w:t>继续跑：雨天路滑、视线差、单量反而更多。有研究统计过，</w:t>
+      </w:r>
+      <w:r>
         <w:rPr>
-          <w:rFonts w:ascii="Segoe UI" w:hAnsi="Segoe UI" w:eastAsia="微软雅黑"/>
-          <w:b w:val="0"/>
-        </w:rPr>
-        <w:t>继续跑：雨天路滑、视线差、单量反而更多。有研究统计过，</w:t>
-      </w:r>
-      <w:r>
-        <w:rPr>
-          <w:rFonts w:ascii="Segoe UI" w:hAnsi="Segoe UI" w:eastAsia="微软雅黑"/>
           <w:b/>
         </w:rPr>
         <w:t>雨天配送发生事故的几率是平时的约 6.8 倍</w:t>
       </w:r>
       <w:r>
-        <w:rPr>
-          <w:rFonts w:ascii="Segoe UI" w:hAnsi="Segoe UI" w:eastAsia="微软雅黑"/>
-          <w:b w:val="0"/>
-        </w:rPr>
         <w:t>（泰国骑手事故研究，雨天 OR = 6.79）。</w:t>
       </w:r>
     </w:p>
@@ -186,33 +143,20 @@
         <w:pStyle w:val="ListBullet"/>
       </w:pPr>
       <w:r>
-        <w:rPr>
-          <w:rFonts w:ascii="Segoe UI" w:hAnsi="Segoe UI" w:eastAsia="微软雅黑"/>
-          <w:b w:val="0"/>
-        </w:rPr>
         <w:t>不跑：当天收入直接归零。而暴雨往往不是一天，是连着几天。</w:t>
       </w:r>
     </w:p>
     <w:p>
       <w:r>
+        <w:t>也就是说，暴雨对骑手造成的损失</w:t>
+      </w:r>
+      <w:r>
         <w:rPr>
-          <w:rFonts w:ascii="Segoe UI" w:hAnsi="Segoe UI" w:eastAsia="微软雅黑"/>
-          <w:b w:val="0"/>
-        </w:rPr>
-        <w:t>也就是说，暴雨对骑手造成的损失</w:t>
-      </w:r>
-      <w:r>
-        <w:rPr>
-          <w:rFonts w:ascii="Segoe UI" w:hAnsi="Segoe UI" w:eastAsia="微软雅黑"/>
           <w:b/>
         </w:rPr>
         <w:t>不是"车坏了"这种一次性损失，而是"这几天的收入没了"</w:t>
       </w:r>
       <w:r>
-        <w:rPr>
-          <w:rFonts w:ascii="Segoe UI" w:hAnsi="Segoe UI" w:eastAsia="微软雅黑"/>
-          <w:b w:val="0"/>
-        </w:rPr>
         <w:t>。这恰恰是传统保险最难覆盖的一类损失。</w:t>
       </w:r>
     </w:p>
@@ -221,56 +165,34 @@
         <w:pStyle w:val="Heading3"/>
       </w:pPr>
       <w:r>
-        <w:rPr>
-          <w:rFonts w:ascii="Segoe UI" w:hAnsi="Segoe UI" w:eastAsia="微软雅黑"/>
-          <w:b/>
-        </w:rPr>
         <w:t>1.2 为什么现有保险解决不了</w:t>
       </w:r>
     </w:p>
     <w:p>
       <w:r>
+        <w:t>传统财产险/意外险的赔付逻辑是「</w:t>
+      </w:r>
+      <w:r>
         <w:rPr>
-          <w:rFonts w:ascii="Segoe UI" w:hAnsi="Segoe UI" w:eastAsia="微软雅黑"/>
-          <w:b w:val="0"/>
-        </w:rPr>
-        <w:t>传统财产险/意外险的赔付逻辑是「</w:t>
-      </w:r>
-      <w:r>
-        <w:rPr>
-          <w:rFonts w:ascii="Segoe UI" w:hAnsi="Segoe UI" w:eastAsia="微软雅黑"/>
           <w:b/>
         </w:rPr>
         <w:t>先证明损失，再赔</w:t>
       </w:r>
       <w:r>
-        <w:rPr>
-          <w:rFonts w:ascii="Segoe UI" w:hAnsi="Segoe UI" w:eastAsia="微软雅黑"/>
-          <w:b w:val="0"/>
-        </w:rPr>
         <w:t>」：报案 → 查勘 → 定损 → 交票据 → 理赔。这套流程跑一次的成本，通常远高于骑手一天的损失金额（可能就几十到一两百块）。</w:t>
       </w:r>
     </w:p>
     <w:p>
       <w:r>
+        <w:t>算笔账：核赔一次的成本如果是几百元，而赔款只有几十元，</w:t>
+      </w:r>
+      <w:r>
         <w:rPr>
-          <w:rFonts w:ascii="Segoe UI" w:hAnsi="Segoe UI" w:eastAsia="微软雅黑"/>
-          <w:b w:val="0"/>
-        </w:rPr>
-        <w:t>算笔账：核赔一次的成本如果是几百元，而赔款只有几十元，</w:t>
-      </w:r>
-      <w:r>
-        <w:rPr>
-          <w:rFonts w:ascii="Segoe UI" w:hAnsi="Segoe UI" w:eastAsia="微软雅黑"/>
           <w:b/>
         </w:rPr>
         <w:t>保险公司的理性选择就是不卖这类产品</w:t>
       </w:r>
       <w:r>
-        <w:rPr>
-          <w:rFonts w:ascii="Segoe UI" w:hAnsi="Segoe UI" w:eastAsia="微软雅黑"/>
-          <w:b w:val="0"/>
-        </w:rPr>
         <w:t>。这不是态度问题，是成本结构问题。</w:t>
       </w:r>
     </w:p>
@@ -279,77 +201,49 @@
         <w:pStyle w:val="Heading3"/>
       </w:pPr>
       <w:r>
-        <w:rPr>
-          <w:rFonts w:ascii="Segoe UI" w:hAnsi="Segoe UI" w:eastAsia="微软雅黑"/>
-          <w:b/>
-        </w:rPr>
         <w:t>1.3 那这类风险应该怎么保</w:t>
       </w:r>
     </w:p>
     <w:p>
       <w:r>
+        <w:t>解法不是"把核赔流程做得更便宜"，而是</w:t>
+      </w:r>
+      <w:r>
         <w:rPr>
-          <w:rFonts w:ascii="Segoe UI" w:hAnsi="Segoe UI" w:eastAsia="微软雅黑"/>
-          <w:b w:val="0"/>
-        </w:rPr>
-        <w:t>解法不是"把核赔流程做得更便宜"，而是</w:t>
-      </w:r>
-      <w:r>
-        <w:rPr>
-          <w:rFonts w:ascii="Segoe UI" w:hAnsi="Segoe UI" w:eastAsia="微软雅黑"/>
           <w:b/>
         </w:rPr>
         <w:t>换一个赔付依据</w:t>
       </w:r>
       <w:r>
+        <w:t>：事前就约定一个客观、第三方可查的指标，指标到了就赔，</w:t>
+      </w:r>
+      <w:r>
         <w:rPr>
-          <w:rFonts w:ascii="Segoe UI" w:hAnsi="Segoe UI" w:eastAsia="微软雅黑"/>
-          <w:b w:val="0"/>
-        </w:rPr>
-        <w:t>：事前就约定一个客观、第三方可查的指标，指标到了就赔，</w:t>
-      </w:r>
-      <w:r>
-        <w:rPr>
-          <w:rFonts w:ascii="Segoe UI" w:hAnsi="Segoe UI" w:eastAsia="微软雅黑"/>
           <w:b/>
         </w:rPr>
         <w:t>完全不需要证明损失</w:t>
       </w:r>
       <w:r>
+        <w:t>。这类产品叫</w:t>
+      </w:r>
+      <w:r>
         <w:rPr>
-          <w:rFonts w:ascii="Segoe UI" w:hAnsi="Segoe UI" w:eastAsia="微软雅黑"/>
-          <w:b w:val="0"/>
-        </w:rPr>
-        <w:t>。这类产品叫</w:t>
-      </w:r>
-      <w:r>
-        <w:rPr>
-          <w:rFonts w:ascii="Segoe UI" w:hAnsi="Segoe UI" w:eastAsia="微软雅黑"/>
           <w:b/>
         </w:rPr>
         <w:t>参数化保险</w:t>
       </w:r>
       <w:r>
-        <w:rPr>
-          <w:rFonts w:ascii="Segoe UI" w:hAnsi="Segoe UI" w:eastAsia="微软雅黑"/>
-          <w:b w:val="0"/>
-        </w:rPr>
         <w:t>（也叫指数保险）—— 参数（指标）是触发器，不是损失清单。</w:t>
       </w:r>
     </w:p>
     <w:p>
       <w:r>
-        <w:rPr>
-          <w:rFonts w:ascii="Segoe UI" w:hAnsi="Segoe UI" w:eastAsia="微软雅黑"/>
-          <w:b w:val="0"/>
-        </w:rPr>
         <w:t>这在国内不是新概念：农业上早就有「气象指数保险」（比如约定站点日降水量达到某个数值就赔），2014 年众安做"37℃ 高温险"标志着这类产品开始面向个人。2023 年台风"杜苏芮"期间，温州就触发过强降雨巨灾指数保险，多家公司共保、快速赔付。</w:t>
       </w:r>
     </w:p>
     <w:p>
       <w:r>
         <w:rPr>
-          <w:rFonts w:ascii="Segoe UI" w:hAnsi="Segoe UI" w:eastAsia="微软雅黑"/>
           <w:b/>
         </w:rPr>
         <w:t>所以我们的产品形态不是凭空发明的，是把一个被验证过的金融工具，第一次用在骑手这个群体上。</w:t>
@@ -360,10 +254,6 @@
         <w:pStyle w:val="Heading3"/>
       </w:pPr>
       <w:r>
-        <w:rPr>
-          <w:rFonts w:ascii="Segoe UI" w:hAnsi="Segoe UI" w:eastAsia="微软雅黑"/>
-          <w:b/>
-        </w:rPr>
         <w:t>1.4 为什么用"降雨"</w:t>
       </w:r>
     </w:p>
@@ -373,16 +263,11 @@
       </w:pPr>
       <w:r>
         <w:rPr>
-          <w:rFonts w:ascii="Segoe UI" w:hAnsi="Segoe UI" w:eastAsia="微软雅黑"/>
           <w:b/>
         </w:rPr>
         <w:t>客观</w:t>
       </w:r>
       <w:r>
-        <w:rPr>
-          <w:rFonts w:ascii="Segoe UI" w:hAnsi="Segoe UI" w:eastAsia="微软雅黑"/>
-          <w:b w:val="0"/>
-        </w:rPr>
         <w:t>：降水量是气象部门发布的公开数据，不是骑手说了算，也不是平台说了算。</w:t>
       </w:r>
     </w:p>
@@ -392,16 +277,11 @@
       </w:pPr>
       <w:r>
         <w:rPr>
-          <w:rFonts w:ascii="Segoe UI" w:hAnsi="Segoe UI" w:eastAsia="微软雅黑"/>
           <w:b/>
         </w:rPr>
         <w:t>可核验</w:t>
       </w:r>
       <w:r>
-        <w:rPr>
-          <w:rFonts w:ascii="Segoe UI" w:hAnsi="Segoe UI" w:eastAsia="微软雅黑"/>
-          <w:b w:val="0"/>
-        </w:rPr>
         <w:t>：任何人都能查到同一座城市的降雨记录，可以用来对账。</w:t>
       </w:r>
     </w:p>
@@ -411,44 +291,29 @@
       </w:pPr>
       <w:r>
         <w:rPr>
-          <w:rFonts w:ascii="Segoe UI" w:hAnsi="Segoe UI" w:eastAsia="微软雅黑"/>
           <w:b/>
         </w:rPr>
         <w:t>有权威口径</w:t>
       </w:r>
       <w:r>
+        <w:t xml:space="preserve">：国家标准 </w:t>
+      </w:r>
+      <w:r>
         <w:rPr>
-          <w:rFonts w:ascii="Segoe UI" w:hAnsi="Segoe UI" w:eastAsia="微软雅黑"/>
-          <w:b w:val="0"/>
-        </w:rPr>
-        <w:t xml:space="preserve">：国家标准 </w:t>
-      </w:r>
-      <w:r>
-        <w:rPr>
-          <w:rFonts w:ascii="Consolas" w:hAnsi="Consolas" w:eastAsia="Consolas"/>
-          <w:b w:val="0"/>
+          <w:rFonts w:ascii="Consolas" w:hAnsi="Consolas"/>
         </w:rPr>
         <w:t>GB/T 28592-2012《降水量等级》</w:t>
       </w:r>
       <w:r>
+        <w:t xml:space="preserve"> 规定 </w:t>
+      </w:r>
+      <w:r>
         <w:rPr>
-          <w:rFonts w:ascii="Segoe UI" w:hAnsi="Segoe UI" w:eastAsia="微软雅黑"/>
-          <w:b w:val="0"/>
-        </w:rPr>
-        <w:t xml:space="preserve"> 规定 </w:t>
-      </w:r>
-      <w:r>
-        <w:rPr>
-          <w:rFonts w:ascii="Segoe UI" w:hAnsi="Segoe UI" w:eastAsia="微软雅黑"/>
           <w:b/>
         </w:rPr>
         <w:t>24 小时 50.0–99.9 毫米就是"暴雨"</w:t>
       </w:r>
       <w:r>
-        <w:rPr>
-          <w:rFonts w:ascii="Segoe UI" w:hAnsi="Segoe UI" w:eastAsia="微软雅黑"/>
-          <w:b w:val="0"/>
-        </w:rPr>
         <w:t xml:space="preserve"> —— 我们用的 50 毫米阈值就来自这里，不是拍脑袋定的。</w:t>
       </w:r>
     </w:p>
@@ -458,16 +323,11 @@
       </w:pPr>
       <w:r>
         <w:rPr>
-          <w:rFonts w:ascii="Segoe UI" w:hAnsi="Segoe UI" w:eastAsia="微软雅黑"/>
           <w:b/>
         </w:rPr>
         <w:t>和骑手的处境直接相关</w:t>
       </w:r>
       <w:r>
-        <w:rPr>
-          <w:rFonts w:ascii="Segoe UI" w:hAnsi="Segoe UI" w:eastAsia="微软雅黑"/>
-          <w:b w:val="0"/>
-        </w:rPr>
         <w:t>：暴雨正是"不敢跑 / 没法跑"的那个信号。</w:t>
       </w:r>
     </w:p>
@@ -476,56 +336,34 @@
         <w:pStyle w:val="Heading3"/>
       </w:pPr>
       <w:r>
-        <w:rPr>
-          <w:rFonts w:ascii="Segoe UI" w:hAnsi="Segoe UI" w:eastAsia="微软雅黑"/>
-          <w:b/>
-        </w:rPr>
         <w:t>1.5 那为什么还要上链</w:t>
       </w:r>
     </w:p>
     <w:p>
       <w:r>
+        <w:t>参数化保险有个老毛病：</w:t>
+      </w:r>
+      <w:r>
         <w:rPr>
-          <w:rFonts w:ascii="Segoe UI" w:hAnsi="Segoe UI" w:eastAsia="微软雅黑"/>
-          <w:b w:val="0"/>
-        </w:rPr>
-        <w:t>参数化保险有个老毛病：</w:t>
-      </w:r>
-      <w:r>
-        <w:rPr>
-          <w:rFonts w:ascii="Segoe UI" w:hAnsi="Segoe UI" w:eastAsia="微软雅黑"/>
           <w:b/>
         </w:rPr>
         <w:t>指数数据谁说了算？</w:t>
       </w:r>
       <w:r>
-        <w:rPr>
-          <w:rFonts w:ascii="Segoe UI" w:hAnsi="Segoe UI" w:eastAsia="微软雅黑"/>
-          <w:b w:val="0"/>
-        </w:rPr>
         <w:t xml:space="preserve"> 传统做法是保险公司自己采数据、自己算，投保人只能选择相信。</w:t>
       </w:r>
     </w:p>
     <w:p>
       <w:r>
+        <w:t>我们的答案是：</w:t>
+      </w:r>
+      <w:r>
         <w:rPr>
-          <w:rFonts w:ascii="Segoe UI" w:hAnsi="Segoe UI" w:eastAsia="微软雅黑"/>
-          <w:b w:val="0"/>
-        </w:rPr>
-        <w:t>我们的答案是：</w:t>
-      </w:r>
-      <w:r>
-        <w:rPr>
-          <w:rFonts w:ascii="Segoe UI" w:hAnsi="Segoe UI" w:eastAsia="微软雅黑"/>
           <w:b/>
         </w:rPr>
         <w:t>把"数据是什么"和"判定是什么"都写到公开的区块链上</w:t>
       </w:r>
       <w:r>
-        <w:rPr>
-          <w:rFonts w:ascii="Segoe UI" w:hAnsi="Segoe UI" w:eastAsia="微软雅黑"/>
-          <w:b w:val="0"/>
-        </w:rPr>
         <w:t>，让任何第三方都能独立复算 —— 这才是这个产品真正的差异点（详见 §3.4）。</w:t>
       </w:r>
     </w:p>
@@ -534,10 +372,6 @@
         <w:pStyle w:val="Heading2"/>
       </w:pPr>
       <w:r>
-        <w:rPr>
-          <w:rFonts w:ascii="Segoe UI" w:hAnsi="Segoe UI" w:eastAsia="微软雅黑"/>
-          <w:b/>
-        </w:rPr>
         <w:t>二、产品是什么</w:t>
       </w:r>
     </w:p>
@@ -546,17 +380,12 @@
         <w:pStyle w:val="Heading3"/>
       </w:pPr>
       <w:r>
-        <w:rPr>
-          <w:rFonts w:ascii="Segoe UI" w:hAnsi="Segoe UI" w:eastAsia="微软雅黑"/>
-          <w:b/>
-        </w:rPr>
         <w:t>2.1 一句话</w:t>
       </w:r>
     </w:p>
     <w:p>
       <w:r>
         <w:rPr>
-          <w:rFonts w:ascii="Segoe UI" w:hAnsi="Segoe UI" w:eastAsia="微软雅黑"/>
           <w:b/>
         </w:rPr>
         <w:t>给外卖骑手卖的参数化降雨险：不核灾、不定损、骑手不举证；链上雨量一旦到位，自动赔付。</w:t>
@@ -567,58 +396,179 @@
         <w:pStyle w:val="Heading3"/>
       </w:pPr>
       <w:r>
-        <w:rPr>
-          <w:rFonts w:ascii="Segoe UI" w:hAnsi="Segoe UI" w:eastAsia="微软雅黑"/>
-          <w:b/>
-        </w:rPr>
         <w:t>2.2 一张保单的完整一生</w:t>
       </w:r>
     </w:p>
     <w:p>
       <w:pPr>
-        <w:spacing w:after="120"/>
-        <w:ind w:left="288"/>
+        <w:spacing w:line="240" w:lineRule="auto"/>
       </w:pPr>
       <w:r>
         <w:rPr>
-          <w:rFonts w:ascii="Consolas" w:hAnsi="Consolas" w:eastAsia="Consolas"/>
-          <w:sz w:val="18"/>
+          <w:rFonts w:ascii="Consolas" w:hAnsi="Consolas"/>
+          <w:sz w:val="17"/>
         </w:rPr>
         <w:t xml:space="preserve">   第三方气象数据（3 个模型交叉）</w:t>
-        <w:br/>
-        <w:t xml:space="preserve">            │</w:t>
-        <w:br/>
-        <w:t xml:space="preserve">            ▼  ① 喂价验收：三个模型对不上，就不写进链</w:t>
-        <w:br/>
-        <w:t xml:space="preserve">   ┌──────────────────────────────┐</w:t>
-        <w:br/>
-        <w:t xml:space="preserve">   │   AI 判定层（确定性规则链）    │</w:t>
-        <w:br/>
-        <w:t xml:space="preserve">   └──────────────────────────────┘</w:t>
-        <w:br/>
-        <w:t xml:space="preserve">            │</w:t>
-        <w:br/>
-        <w:t xml:space="preserve">            ▼  ② 判定上链：赔/不赔 + 置信度 + 两个哈希</w:t>
-        <w:br/>
-        <w:t xml:space="preserve">   ┌──────────────────────────────┐</w:t>
-        <w:br/>
-        <w:t xml:space="preserve">   │  智能合约（Sepolia 真链）      │</w:t>
-        <w:br/>
-        <w:t xml:space="preserve">   └──────────────────────────────┘</w:t>
-        <w:br/>
-        <w:t xml:space="preserve">            │</w:t>
-        <w:br/>
-        <w:t xml:space="preserve">            ▼  ③ 自动赔付：无人值守脚本 keeper 直接付款</w:t>
-        <w:br/>
-        <w:t xml:space="preserve">        骑手钱包</w:t>
       </w:r>
     </w:p>
     <w:p>
+      <w:pPr>
+        <w:spacing w:line="240" w:lineRule="auto"/>
+      </w:pPr>
       <w:r>
         <w:rPr>
-          <w:rFonts w:ascii="Segoe UI" w:hAnsi="Segoe UI" w:eastAsia="微软雅黑"/>
-          <w:b w:val="0"/>
+          <w:rFonts w:ascii="Consolas" w:hAnsi="Consolas"/>
+          <w:sz w:val="17"/>
         </w:rPr>
+        <w:t xml:space="preserve">            │</w:t>
+      </w:r>
+    </w:p>
+    <w:p>
+      <w:pPr>
+        <w:spacing w:line="240" w:lineRule="auto"/>
+      </w:pPr>
+      <w:r>
+        <w:rPr>
+          <w:rFonts w:ascii="Consolas" w:hAnsi="Consolas"/>
+          <w:sz w:val="17"/>
+        </w:rPr>
+        <w:t xml:space="preserve">            ▼  ① 喂价验收：三个模型对不上，就不写进链</w:t>
+      </w:r>
+    </w:p>
+    <w:p>
+      <w:pPr>
+        <w:spacing w:line="240" w:lineRule="auto"/>
+      </w:pPr>
+      <w:r>
+        <w:rPr>
+          <w:rFonts w:ascii="Consolas" w:hAnsi="Consolas"/>
+          <w:sz w:val="17"/>
+        </w:rPr>
+        <w:t xml:space="preserve">   ┌──────────────────────────────┐</w:t>
+      </w:r>
+    </w:p>
+    <w:p>
+      <w:pPr>
+        <w:spacing w:line="240" w:lineRule="auto"/>
+      </w:pPr>
+      <w:r>
+        <w:rPr>
+          <w:rFonts w:ascii="Consolas" w:hAnsi="Consolas"/>
+          <w:sz w:val="17"/>
+        </w:rPr>
+        <w:t xml:space="preserve">   │   AI 判定层（确定性规则链）    │</w:t>
+      </w:r>
+    </w:p>
+    <w:p>
+      <w:pPr>
+        <w:spacing w:line="240" w:lineRule="auto"/>
+      </w:pPr>
+      <w:r>
+        <w:rPr>
+          <w:rFonts w:ascii="Consolas" w:hAnsi="Consolas"/>
+          <w:sz w:val="17"/>
+        </w:rPr>
+        <w:t xml:space="preserve">   └──────────────────────────────┘</w:t>
+      </w:r>
+    </w:p>
+    <w:p>
+      <w:pPr>
+        <w:spacing w:line="240" w:lineRule="auto"/>
+      </w:pPr>
+      <w:r>
+        <w:rPr>
+          <w:rFonts w:ascii="Consolas" w:hAnsi="Consolas"/>
+          <w:sz w:val="17"/>
+        </w:rPr>
+        <w:t xml:space="preserve">            │</w:t>
+      </w:r>
+    </w:p>
+    <w:p>
+      <w:pPr>
+        <w:spacing w:line="240" w:lineRule="auto"/>
+      </w:pPr>
+      <w:r>
+        <w:rPr>
+          <w:rFonts w:ascii="Consolas" w:hAnsi="Consolas"/>
+          <w:sz w:val="17"/>
+        </w:rPr>
+        <w:t xml:space="preserve">            ▼  ② 判定上链：赔/不赔 + 置信度 + 两个哈希</w:t>
+      </w:r>
+    </w:p>
+    <w:p>
+      <w:pPr>
+        <w:spacing w:line="240" w:lineRule="auto"/>
+      </w:pPr>
+      <w:r>
+        <w:rPr>
+          <w:rFonts w:ascii="Consolas" w:hAnsi="Consolas"/>
+          <w:sz w:val="17"/>
+        </w:rPr>
+        <w:t xml:space="preserve">   ┌──────────────────────────────┐</w:t>
+      </w:r>
+    </w:p>
+    <w:p>
+      <w:pPr>
+        <w:spacing w:line="240" w:lineRule="auto"/>
+      </w:pPr>
+      <w:r>
+        <w:rPr>
+          <w:rFonts w:ascii="Consolas" w:hAnsi="Consolas"/>
+          <w:sz w:val="17"/>
+        </w:rPr>
+        <w:t xml:space="preserve">   │  智能合约（BOT Chain 968 · v2）  │</w:t>
+      </w:r>
+    </w:p>
+    <w:p>
+      <w:pPr>
+        <w:spacing w:line="240" w:lineRule="auto"/>
+      </w:pPr>
+      <w:r>
+        <w:rPr>
+          <w:rFonts w:ascii="Consolas" w:hAnsi="Consolas"/>
+          <w:sz w:val="17"/>
+        </w:rPr>
+        <w:t xml:space="preserve">   └──────────────────────────────┘</w:t>
+      </w:r>
+    </w:p>
+    <w:p>
+      <w:pPr>
+        <w:spacing w:line="240" w:lineRule="auto"/>
+      </w:pPr>
+      <w:r>
+        <w:rPr>
+          <w:rFonts w:ascii="Consolas" w:hAnsi="Consolas"/>
+          <w:sz w:val="17"/>
+        </w:rPr>
+        <w:t xml:space="preserve">            │</w:t>
+      </w:r>
+    </w:p>
+    <w:p>
+      <w:pPr>
+        <w:spacing w:line="240" w:lineRule="auto"/>
+      </w:pPr>
+      <w:r>
+        <w:rPr>
+          <w:rFonts w:ascii="Consolas" w:hAnsi="Consolas"/>
+          <w:sz w:val="17"/>
+        </w:rPr>
+        <w:t xml:space="preserve">            ▼  ③ 赔付：claim() 无权限 —— keeper 或任何人替骑手领款</w:t>
+      </w:r>
+    </w:p>
+    <w:p>
+      <w:pPr>
+        <w:spacing w:line="240" w:lineRule="auto"/>
+      </w:pPr>
+      <w:r>
+        <w:rPr>
+          <w:rFonts w:ascii="Consolas" w:hAnsi="Consolas"/>
+          <w:sz w:val="17"/>
+        </w:rPr>
+        <w:t xml:space="preserve">        骑手钱包</w:t>
+      </w:r>
+    </w:p>
+    <w:p>
+      <w:r>
         <w:t>拆开看是五步：</w:t>
       </w:r>
     </w:p>
@@ -628,30 +578,38 @@
       </w:pPr>
       <w:r>
         <w:rPr>
-          <w:rFonts w:ascii="Segoe UI" w:hAnsi="Segoe UI" w:eastAsia="微软雅黑"/>
           <w:b/>
         </w:rPr>
         <w:t>投保</w:t>
       </w:r>
       <w:r>
+        <w:t>：骑手在城市里选一个（武汉/上海/北京/广州/成都）、选保障时长（</w:t>
+      </w:r>
+      <w:r>
         <w:rPr>
-          <w:rFonts w:ascii="Segoe UI" w:hAnsi="Segoe UI" w:eastAsia="微软雅黑"/>
-          <w:b w:val="0"/>
-        </w:rPr>
-        <w:t>：骑手在城市里选一个（武汉/上海/北京/广州/成都）、选保障时长（1–72 小时），页面显示出链上现价，钱包付款。</w:t>
-      </w:r>
-      <w:r>
-        <w:rPr>
-          <w:rFonts w:ascii="Segoe UI" w:hAnsi="Segoe UI" w:eastAsia="微软雅黑"/>
           <w:b/>
         </w:rPr>
-        <w:t>保费是每座城市不同的</w:t>
+        <w:t>12 / 24 小时两档</w:t>
+      </w:r>
+      <w:r>
+        <w:t xml:space="preserve"> —— 国标 GB/T 28592—2012 唯二的两档；968 上的 v2（测试网留痕）现卖 24 / 48 / 72，现行演示基线 </w:t>
       </w:r>
       <w:r>
         <w:rPr>
-          <w:rFonts w:ascii="Segoe UI" w:hAnsi="Segoe UI" w:eastAsia="微软雅黑"/>
-          <w:b w:val="0"/>
+          <w:b/>
         </w:rPr>
+        <w:t>677 上的 v3</w:t>
+      </w:r>
+      <w:r>
+        <w:t xml:space="preserve"> 已把 48h / 72h 那条线性外推删掉），页面显示出链上现价，钱包付款。</w:t>
+      </w:r>
+      <w:r>
+        <w:rPr>
+          <w:b/>
+        </w:rPr>
+        <w:t>保费是每座城市、每个时长都不同的</w:t>
+      </w:r>
+      <w:r>
         <w:t>，因为每座城市下雨的概率不一样。</w:t>
       </w:r>
     </w:p>
@@ -661,44 +619,29 @@
       </w:pPr>
       <w:r>
         <w:rPr>
-          <w:rFonts w:ascii="Segoe UI" w:hAnsi="Segoe UI" w:eastAsia="微软雅黑"/>
           <w:b/>
         </w:rPr>
         <w:t>记账</w:t>
       </w:r>
       <w:r>
+        <w:t>：保单开出的那一刻，合约会记下"</w:t>
+      </w:r>
+      <w:r>
         <w:rPr>
-          <w:rFonts w:ascii="Segoe UI" w:hAnsi="Segoe UI" w:eastAsia="微软雅黑"/>
-          <w:b w:val="0"/>
-        </w:rPr>
-        <w:t>：保单开出的那一刻，合约会记下"</w:t>
-      </w:r>
-      <w:r>
-        <w:rPr>
-          <w:rFonts w:ascii="Segoe UI" w:hAnsi="Segoe UI" w:eastAsia="微软雅黑"/>
           <w:b/>
         </w:rPr>
         <w:t>投保当时的累计雨量</w:t>
       </w:r>
       <w:r>
+        <w:t>"（例如 6 毫米）。这个快照很关键 —— 之后算赔付时，只看</w:t>
+      </w:r>
+      <w:r>
         <w:rPr>
-          <w:rFonts w:ascii="Segoe UI" w:hAnsi="Segoe UI" w:eastAsia="微软雅黑"/>
-          <w:b w:val="0"/>
-        </w:rPr>
-        <w:t>"（例如 6 毫米）。这个快照很关键 —— 之后算赔付时，只看</w:t>
-      </w:r>
-      <w:r>
-        <w:rPr>
-          <w:rFonts w:ascii="Segoe UI" w:hAnsi="Segoe UI" w:eastAsia="微软雅黑"/>
           <w:b/>
         </w:rPr>
         <w:t>保障期内新增的雨量</w:t>
       </w:r>
       <w:r>
-        <w:rPr>
-          <w:rFonts w:ascii="Segoe UI" w:hAnsi="Segoe UI" w:eastAsia="微软雅黑"/>
-          <w:b w:val="0"/>
-        </w:rPr>
         <w:t>，不能把投保前已经下过的雨算进来。</w:t>
       </w:r>
     </w:p>
@@ -708,58 +651,38 @@
       </w:pPr>
       <w:r>
         <w:rPr>
-          <w:rFonts w:ascii="Segoe UI" w:hAnsi="Segoe UI" w:eastAsia="微软雅黑"/>
           <w:b/>
         </w:rPr>
         <w:t>喂价</w:t>
       </w:r>
       <w:r>
+        <w:t>：保障期结束时，把"这座城市从保单开始到现在的累计降雨"写到链上，附带</w:t>
+      </w:r>
+      <w:r>
         <w:rPr>
-          <w:rFonts w:ascii="Segoe UI" w:hAnsi="Segoe UI" w:eastAsia="微软雅黑"/>
-          <w:b w:val="0"/>
-        </w:rPr>
-        <w:t>：保障期结束时，把"这座城市从保单开始到现在的累计降雨"写到链上，附带</w:t>
-      </w:r>
-      <w:r>
-        <w:rPr>
-          <w:rFonts w:ascii="Segoe UI" w:hAnsi="Segoe UI" w:eastAsia="微软雅黑"/>
           <w:b/>
         </w:rPr>
         <w:t>证据哈希</w:t>
       </w:r>
       <w:r>
+        <w:t>和</w:t>
+      </w:r>
+      <w:r>
         <w:rPr>
-          <w:rFonts w:ascii="Segoe UI" w:hAnsi="Segoe UI" w:eastAsia="微软雅黑"/>
-          <w:b w:val="0"/>
-        </w:rPr>
-        <w:t>和</w:t>
-      </w:r>
-      <w:r>
-        <w:rPr>
-          <w:rFonts w:ascii="Segoe UI" w:hAnsi="Segoe UI" w:eastAsia="微软雅黑"/>
           <w:b/>
         </w:rPr>
         <w:t>置信度</w:t>
       </w:r>
       <w:r>
+        <w:t>。如果三个气象模型互相打架，就</w:t>
+      </w:r>
+      <w:r>
         <w:rPr>
-          <w:rFonts w:ascii="Segoe UI" w:hAnsi="Segoe UI" w:eastAsia="微软雅黑"/>
-          <w:b w:val="0"/>
-        </w:rPr>
-        <w:t>。如果三个气象模型互相打架，就</w:t>
-      </w:r>
-      <w:r>
-        <w:rPr>
-          <w:rFonts w:ascii="Segoe UI" w:hAnsi="Segoe UI" w:eastAsia="微软雅黑"/>
           <w:b/>
         </w:rPr>
         <w:t>拒绝喂价并留下记录</w:t>
       </w:r>
       <w:r>
-        <w:rPr>
-          <w:rFonts w:ascii="Segoe UI" w:hAnsi="Segoe UI" w:eastAsia="微软雅黑"/>
-          <w:b w:val="0"/>
-        </w:rPr>
         <w:t>，而不是硬写一个可疑数字。</w:t>
       </w:r>
     </w:p>
@@ -769,30 +692,20 @@
       </w:pPr>
       <w:r>
         <w:rPr>
-          <w:rFonts w:ascii="Segoe UI" w:hAnsi="Segoe UI" w:eastAsia="微软雅黑"/>
           <w:b/>
         </w:rPr>
         <w:t>判定</w:t>
       </w:r>
       <w:r>
+        <w:t xml:space="preserve">：AI 判定层读链上的雨量和三个模型的数据，用一套写死的规则给出结论 —— </w:t>
+      </w:r>
+      <w:r>
         <w:rPr>
-          <w:rFonts w:ascii="Segoe UI" w:hAnsi="Segoe UI" w:eastAsia="微软雅黑"/>
-          <w:b w:val="0"/>
-        </w:rPr>
-        <w:t xml:space="preserve">：AI 判定层读链上的雨量和三个模型的数据，用一套写死的规则给出结论 —— </w:t>
-      </w:r>
-      <w:r>
-        <w:rPr>
-          <w:rFonts w:ascii="Segoe UI" w:hAnsi="Segoe UI" w:eastAsia="微软雅黑"/>
           <w:b/>
         </w:rPr>
         <w:t>赔（PAY）还是不赔（DENY）、置信度多少</w:t>
       </w:r>
       <w:r>
-        <w:rPr>
-          <w:rFonts w:ascii="Segoe UI" w:hAnsi="Segoe UI" w:eastAsia="微软雅黑"/>
-          <w:b w:val="0"/>
-        </w:rPr>
         <w:t>，然后把判定结果和它的哈希一起写进链上。</w:t>
       </w:r>
     </w:p>
@@ -802,38 +715,59 @@
       </w:pPr>
       <w:r>
         <w:rPr>
-          <w:rFonts w:ascii="Segoe UI" w:hAnsi="Segoe UI" w:eastAsia="微软雅黑"/>
           <w:b/>
         </w:rPr>
         <w:t>赔付</w:t>
       </w:r>
       <w:r>
+        <w:t>：判定为"赔"之后，一个 keeper 脚本（</w:t>
+      </w:r>
+      <w:r>
         <w:rPr>
-          <w:rFonts w:ascii="Segoe UI" w:hAnsi="Segoe UI" w:eastAsia="微软雅黑"/>
-          <w:b w:val="0"/>
-        </w:rPr>
-        <w:t>：判定为"赔"之后，一个无人值守脚本（</w:t>
-      </w:r>
-      <w:r>
-        <w:rPr>
-          <w:rFonts w:ascii="Consolas" w:hAnsi="Consolas" w:eastAsia="Consolas"/>
-          <w:b w:val="0"/>
+          <w:rFonts w:ascii="Consolas" w:hAnsi="Consolas"/>
         </w:rPr>
         <w:t>keeper.js</w:t>
       </w:r>
       <w:r>
+        <w:t>）会发现这张保单可以赔，替骑手把钱领出来。</w:t>
+      </w:r>
+      <w:r>
         <w:rPr>
-          <w:rFonts w:ascii="Segoe UI" w:hAnsi="Segoe UI" w:eastAsia="微软雅黑"/>
-          <w:b w:val="0"/>
-        </w:rPr>
-        <w:t>）会发现这张保单可以赔，直接付款。</w:t>
-      </w:r>
-      <w:r>
-        <w:rPr>
-          <w:rFonts w:ascii="Segoe UI" w:hAnsi="Segoe UI" w:eastAsia="微软雅黑"/>
           <w:b/>
         </w:rPr>
-        <w:t>合约里的 `claim()` 函数没有任何权限限制 —— 不需要我们按任何按钮，任何人跑这个脚本都能触发赔付。</w:t>
+        <w:t>合约里的 `claim()` 函数没有任何权限限制 —— 任何人都能触发赔付，包括骑手自己，判完那一刻不需要我们按任何按钮。</w:t>
+      </w:r>
+    </w:p>
+    <w:p>
+      <w:r>
+        <w:t>说清边界：</w:t>
+      </w:r>
+      <w:r>
+        <w:rPr>
+          <w:b/>
+        </w:rPr>
+        <w:t>判定这一环必须有人提交</w:t>
+      </w:r>
+      <w:r>
+        <w:t>（</w:t>
+      </w:r>
+      <w:r>
+        <w:rPr>
+          <w:rFonts w:ascii="Consolas" w:hAnsi="Consolas"/>
+        </w:rPr>
+        <w:t>ai-judge</w:t>
+      </w:r>
+      <w:r>
+        <w:t xml:space="preserve"> 出结论、</w:t>
+      </w:r>
+      <w:r>
+        <w:rPr>
+          <w:rFonts w:ascii="Consolas" w:hAnsi="Consolas"/>
+        </w:rPr>
+        <w:t>submit-judgement</w:t>
+      </w:r>
+      <w:r>
+        <w:t xml:space="preserve"> 上链），合约里没有定时器；keeper 只负责"领钱"和把到期未赔的保单结算掉。</w:t>
       </w:r>
     </w:p>
     <w:p>
@@ -841,10 +775,6 @@
         <w:pStyle w:val="Heading3"/>
       </w:pPr>
       <w:r>
-        <w:rPr>
-          <w:rFonts w:ascii="Segoe UI" w:hAnsi="Segoe UI" w:eastAsia="微软雅黑"/>
-          <w:b/>
-        </w:rPr>
         <w:t>2.3 这个产品"不是"什么（这一点很重要）</w:t>
       </w:r>
     </w:p>
@@ -854,16 +784,11 @@
       </w:pPr>
       <w:r>
         <w:rPr>
-          <w:rFonts w:ascii="Segoe UI" w:hAnsi="Segoe UI" w:eastAsia="微软雅黑"/>
           <w:b/>
         </w:rPr>
         <w:t>不是天气预报产品</w:t>
       </w:r>
       <w:r>
-        <w:rPr>
-          <w:rFonts w:ascii="Segoe UI" w:hAnsi="Segoe UI" w:eastAsia="微软雅黑"/>
-          <w:b w:val="0"/>
-        </w:rPr>
         <w:t>：我们不做预测，只做判定。原因见 §3.3。</w:t>
       </w:r>
     </w:p>
@@ -873,16 +798,11 @@
       </w:pPr>
       <w:r>
         <w:rPr>
-          <w:rFonts w:ascii="Segoe UI" w:hAnsi="Segoe UI" w:eastAsia="微软雅黑"/>
           <w:b/>
         </w:rPr>
         <w:t>不是事后核赔</w:t>
       </w:r>
       <w:r>
-        <w:rPr>
-          <w:rFonts w:ascii="Segoe UI" w:hAnsi="Segoe UI" w:eastAsia="微软雅黑"/>
-          <w:b w:val="0"/>
-        </w:rPr>
         <w:t>：没有报案、查勘、定损、报销这些环节。</w:t>
       </w:r>
     </w:p>
@@ -892,16 +812,11 @@
       </w:pPr>
       <w:r>
         <w:rPr>
-          <w:rFonts w:ascii="Segoe UI" w:hAnsi="Segoe UI" w:eastAsia="微软雅黑"/>
           <w:b/>
         </w:rPr>
         <w:t>不依赖平台订单数据</w:t>
       </w:r>
       <w:r>
-        <w:rPr>
-          <w:rFonts w:ascii="Segoe UI" w:hAnsi="Segoe UI" w:eastAsia="微软雅黑"/>
-          <w:b w:val="0"/>
-        </w:rPr>
         <w:t>：不需要知道骑手当天接了多少单、送了几单。正是因为不需要，它才不依赖任何一个平台的配合。</w:t>
       </w:r>
     </w:p>
@@ -911,16 +826,11 @@
       </w:pPr>
       <w:r>
         <w:rPr>
-          <w:rFonts w:ascii="Segoe UI" w:hAnsi="Segoe UI" w:eastAsia="微软雅黑"/>
           <w:b/>
         </w:rPr>
         <w:t>不需要骑手举证</w:t>
       </w:r>
       <w:r>
-        <w:rPr>
-          <w:rFonts w:ascii="Segoe UI" w:hAnsi="Segoe UI" w:eastAsia="微软雅黑"/>
-          <w:b w:val="0"/>
-        </w:rPr>
         <w:t>：不需要上传照片、不需要证明"我今天没赚到钱"。</w:t>
       </w:r>
     </w:p>
@@ -929,10 +839,6 @@
         <w:pStyle w:val="Heading3"/>
       </w:pPr>
       <w:r>
-        <w:rPr>
-          <w:rFonts w:ascii="Segoe UI" w:hAnsi="Segoe UI" w:eastAsia="微软雅黑"/>
-          <w:b/>
-        </w:rPr>
         <w:t>2.4 现场能看到什么</w:t>
       </w:r>
     </w:p>
@@ -942,16 +848,11 @@
       </w:pPr>
       <w:r>
         <w:rPr>
-          <w:rFonts w:ascii="Segoe UI" w:hAnsi="Segoe UI" w:eastAsia="微软雅黑"/>
           <w:b/>
         </w:rPr>
         <w:t>投保页面</w:t>
       </w:r>
       <w:r>
-        <w:rPr>
-          <w:rFonts w:ascii="Segoe UI" w:hAnsi="Segoe UI" w:eastAsia="微软雅黑"/>
-          <w:b w:val="0"/>
-        </w:rPr>
         <w:t>：五个城市的链上雨量看板、每座城市的链上保费、自己的保单状态。</w:t>
       </w:r>
     </w:p>
@@ -961,35 +862,24 @@
       </w:pPr>
       <w:r>
         <w:rPr>
-          <w:rFonts w:ascii="Segoe UI" w:hAnsi="Segoe UI" w:eastAsia="微软雅黑"/>
           <w:b/>
         </w:rPr>
         <w:t>一个特别的细节</w:t>
       </w:r>
       <w:r>
+        <w:t>：页面</w:t>
+      </w:r>
+      <w:r>
         <w:rPr>
-          <w:rFonts w:ascii="Segoe UI" w:hAnsi="Segoe UI" w:eastAsia="微软雅黑"/>
-          <w:b w:val="0"/>
-        </w:rPr>
-        <w:t>：页面</w:t>
-      </w:r>
-      <w:r>
-        <w:rPr>
-          <w:rFonts w:ascii="Segoe UI" w:hAnsi="Segoe UI" w:eastAsia="微软雅黑"/>
           <w:b/>
         </w:rPr>
         <w:t>背景的雨幕大小，不是我们画的，而是由链上雨量算出来的</w:t>
       </w:r>
       <w:r>
+        <w:t>（选北京，链上 0 毫米，雨就没；选广州，已到阈值，就是满格暴雨）。这本来只是个视觉设计，但它恰好体现了整个产品的思路：</w:t>
+      </w:r>
+      <w:r>
         <w:rPr>
-          <w:rFonts w:ascii="Segoe UI" w:hAnsi="Segoe UI" w:eastAsia="微软雅黑"/>
-          <w:b w:val="0"/>
-        </w:rPr>
-        <w:t>（选北京，链上 0 毫米，雨就没；选广州，已到阈值，就是满格暴雨）。这本来只是个视觉设计，但它恰好体现了整个产品的思路：</w:t>
-      </w:r>
-      <w:r>
-        <w:rPr>
-          <w:rFonts w:ascii="Segoe UI" w:hAnsi="Segoe UI" w:eastAsia="微软雅黑"/>
           <w:b/>
         </w:rPr>
         <w:t>页面上的每个数字都能追到链上。</w:t>
@@ -1001,21 +891,15 @@
       </w:pPr>
       <w:r>
         <w:rPr>
-          <w:rFonts w:ascii="Segoe UI" w:hAnsi="Segoe UI" w:eastAsia="微软雅黑"/>
           <w:b/>
         </w:rPr>
         <w:t>链上核验台</w:t>
       </w:r>
       <w:r>
+        <w:t>：随便粘一个交易哈希，它会把链上那条记录翻译成一句人话（比如「保单 #0 · 损失判定 · 不赔 · 置信度 95」）。</w:t>
+      </w:r>
+      <w:r>
         <w:rPr>
-          <w:rFonts w:ascii="Segoe UI" w:hAnsi="Segoe UI" w:eastAsia="微软雅黑"/>
-          <w:b w:val="0"/>
-        </w:rPr>
-        <w:t>：随便粘一个交易哈希，它会把链上那条记录翻译成一句人话（比如「保单 #0 · 损失判定 · 不赔 · 置信度 95」）。</w:t>
-      </w:r>
-      <w:r>
-        <w:rPr>
-          <w:rFonts w:ascii="Segoe UI" w:hAnsi="Segoe UI" w:eastAsia="微软雅黑"/>
           <w:b/>
         </w:rPr>
         <w:t>不需要信任我们的后台，也不需要打开区块浏览器。</w:t>
@@ -1026,10 +910,6 @@
         <w:pStyle w:val="Heading2"/>
       </w:pPr>
       <w:r>
-        <w:rPr>
-          <w:rFonts w:ascii="Segoe UI" w:hAnsi="Segoe UI" w:eastAsia="微软雅黑"/>
-          <w:b/>
-        </w:rPr>
         <w:t>三、为什么这么设计</w:t>
       </w:r>
     </w:p>
@@ -1038,19 +918,11 @@
         <w:pStyle w:val="Heading3"/>
       </w:pPr>
       <w:r>
-        <w:rPr>
-          <w:rFonts w:ascii="Segoe UI" w:hAnsi="Segoe UI" w:eastAsia="微软雅黑"/>
-          <w:b/>
-        </w:rPr>
         <w:t>3.1 三条主线，各管一段</w:t>
       </w:r>
     </w:p>
     <w:p>
       <w:r>
-        <w:rPr>
-          <w:rFonts w:ascii="Segoe UI" w:hAnsi="Segoe UI" w:eastAsia="微软雅黑"/>
-          <w:b w:val="0"/>
-        </w:rPr>
         <w:t>产品由三块拼起来，每一块回答一个问题，缺一块产品就不成立：</w:t>
       </w:r>
     </w:p>
@@ -1073,7 +945,11 @@
           <w:p>
             <w:r>
               <w:rPr>
-                <w:rFonts w:ascii="Segoe UI" w:hAnsi="Segoe UI" w:eastAsia="微软雅黑"/>
+                <w:sz w:val="18"/>
+              </w:rPr>
+            </w:r>
+            <w:r>
+              <w:rPr>
                 <w:b/>
                 <w:sz w:val="18"/>
               </w:rPr>
@@ -1088,7 +964,11 @@
           <w:p>
             <w:r>
               <w:rPr>
-                <w:rFonts w:ascii="Segoe UI" w:hAnsi="Segoe UI" w:eastAsia="微软雅黑"/>
+                <w:sz w:val="18"/>
+              </w:rPr>
+            </w:r>
+            <w:r>
+              <w:rPr>
                 <w:b/>
                 <w:sz w:val="18"/>
               </w:rPr>
@@ -1103,7 +983,11 @@
           <w:p>
             <w:r>
               <w:rPr>
-                <w:rFonts w:ascii="Segoe UI" w:hAnsi="Segoe UI" w:eastAsia="微软雅黑"/>
+                <w:sz w:val="18"/>
+              </w:rPr>
+            </w:r>
+            <w:r>
+              <w:rPr>
                 <w:b/>
                 <w:sz w:val="18"/>
               </w:rPr>
@@ -1120,7 +1004,11 @@
           <w:p>
             <w:r>
               <w:rPr>
-                <w:rFonts w:ascii="Segoe UI" w:hAnsi="Segoe UI" w:eastAsia="微软雅黑"/>
+                <w:sz w:val="18"/>
+              </w:rPr>
+            </w:r>
+            <w:r>
+              <w:rPr>
                 <w:b/>
                 <w:sz w:val="18"/>
               </w:rPr>
@@ -1135,8 +1023,11 @@
           <w:p>
             <w:r>
               <w:rPr>
-                <w:rFonts w:ascii="Segoe UI" w:hAnsi="Segoe UI" w:eastAsia="微软雅黑"/>
-                <w:b w:val="0"/>
+                <w:sz w:val="18"/>
+              </w:rPr>
+            </w:r>
+            <w:r>
+              <w:rPr>
                 <w:sz w:val="18"/>
               </w:rPr>
               <w:t>保费定多少才不亏？</w:t>
@@ -1150,11 +1041,40 @@
           <w:p>
             <w:r>
               <w:rPr>
-                <w:rFonts w:ascii="Segoe UI" w:hAnsi="Segoe UI" w:eastAsia="微软雅黑"/>
-                <w:b w:val="0"/>
                 <w:sz w:val="18"/>
               </w:rPr>
-              <w:t>用 11 年历史降水算出"达到阈值的概率"，再按目标赔付率反推保费</w:t>
+            </w:r>
+            <w:r>
+              <w:rPr>
+                <w:sz w:val="18"/>
+              </w:rPr>
+              <w:t>用 11 年历史降水算出"达到阈值的概率"，再按</w:t>
+            </w:r>
+            <w:r>
+              <w:rPr>
+                <w:b/>
+                <w:sz w:val="18"/>
+              </w:rPr>
+              <w:t>赔付率上限</w:t>
+            </w:r>
+            <w:r>
+              <w:rPr>
+                <w:sz w:val="18"/>
+              </w:rPr>
+              <w:t>反推保费（</w:t>
+            </w:r>
+            <w:r>
+              <w:rPr>
+                <w:b/>
+                <w:sz w:val="18"/>
+              </w:rPr>
+              <w:t>0.60 是上限约束，不是"目标赔付率"</w:t>
+            </w:r>
+            <w:r>
+              <w:rPr>
+                <w:sz w:val="18"/>
+              </w:rPr>
+              <w:t>）</w:t>
             </w:r>
           </w:p>
         </w:tc>
@@ -1167,7 +1087,11 @@
           <w:p>
             <w:r>
               <w:rPr>
-                <w:rFonts w:ascii="Segoe UI" w:hAnsi="Segoe UI" w:eastAsia="微软雅黑"/>
+                <w:sz w:val="18"/>
+              </w:rPr>
+            </w:r>
+            <w:r>
+              <w:rPr>
                 <w:b/>
                 <w:sz w:val="18"/>
               </w:rPr>
@@ -1182,8 +1106,11 @@
           <w:p>
             <w:r>
               <w:rPr>
-                <w:rFonts w:ascii="Segoe UI" w:hAnsi="Segoe UI" w:eastAsia="微软雅黑"/>
-                <w:b w:val="0"/>
+                <w:sz w:val="18"/>
+              </w:rPr>
+            </w:r>
+            <w:r>
+              <w:rPr>
                 <w:sz w:val="18"/>
               </w:rPr>
               <w:t>喂进来的雨量可不可信、该不该赔？</w:t>
@@ -1197,15 +1124,17 @@
           <w:p>
             <w:r>
               <w:rPr>
-                <w:rFonts w:ascii="Segoe UI" w:hAnsi="Segoe UI" w:eastAsia="微软雅黑"/>
-                <w:b w:val="0"/>
+                <w:sz w:val="18"/>
+              </w:rPr>
+            </w:r>
+            <w:r>
+              <w:rPr>
                 <w:sz w:val="18"/>
               </w:rPr>
               <w:t>多模型交叉验收 + 一套确定性规则链，输出</w:t>
             </w:r>
             <w:r>
               <w:rPr>
-                <w:rFonts w:ascii="Segoe UI" w:hAnsi="Segoe UI" w:eastAsia="微软雅黑"/>
                 <w:b/>
                 <w:sz w:val="18"/>
               </w:rPr>
@@ -1213,8 +1142,6 @@
             </w:r>
             <w:r>
               <w:rPr>
-                <w:rFonts w:ascii="Segoe UI" w:hAnsi="Segoe UI" w:eastAsia="微软雅黑"/>
-                <w:b w:val="0"/>
                 <w:sz w:val="18"/>
               </w:rPr>
               <w:t>的判定</w:t>
@@ -1230,7 +1157,11 @@
           <w:p>
             <w:r>
               <w:rPr>
-                <w:rFonts w:ascii="Segoe UI" w:hAnsi="Segoe UI" w:eastAsia="微软雅黑"/>
+                <w:sz w:val="18"/>
+              </w:rPr>
+            </w:r>
+            <w:r>
+              <w:rPr>
                 <w:b/>
                 <w:sz w:val="18"/>
               </w:rPr>
@@ -1245,8 +1176,11 @@
           <w:p>
             <w:r>
               <w:rPr>
-                <w:rFonts w:ascii="Segoe UI" w:hAnsi="Segoe UI" w:eastAsia="微软雅黑"/>
-                <w:b w:val="0"/>
+                <w:sz w:val="18"/>
+              </w:rPr>
+            </w:r>
+            <w:r>
+              <w:rPr>
                 <w:sz w:val="18"/>
               </w:rPr>
               <w:t>凭什么信你？</w:t>
@@ -1260,8 +1194,11 @@
           <w:p>
             <w:r>
               <w:rPr>
-                <w:rFonts w:ascii="Segoe UI" w:hAnsi="Segoe UI" w:eastAsia="微软雅黑"/>
-                <w:b w:val="0"/>
+                <w:sz w:val="18"/>
+              </w:rPr>
+            </w:r>
+            <w:r>
+              <w:rPr>
                 <w:sz w:val="18"/>
               </w:rPr>
               <w:t>输入、判定、资金、赔付全部上链，任何人都能独立复算和触发</w:t>
@@ -1275,63 +1212,40 @@
         <w:pStyle w:val="Heading3"/>
       </w:pPr>
       <w:r>
-        <w:rPr>
-          <w:rFonts w:ascii="Segoe UI" w:hAnsi="Segoe UI" w:eastAsia="微软雅黑"/>
-          <w:b/>
-        </w:rPr>
         <w:t>3.2 精算：保费是怎么定出来的</w:t>
       </w:r>
     </w:p>
     <w:p>
       <w:r>
         <w:rPr>
-          <w:rFonts w:ascii="Segoe UI" w:hAnsi="Segoe UI" w:eastAsia="微软雅黑"/>
           <w:b/>
         </w:rPr>
         <w:t>思路</w:t>
       </w:r>
       <w:r>
+        <w:t xml:space="preserve">：如果一座城市在保障期内"雨量达到 50 毫米"的概率是 4.770%，那么长期来看每卖一份 0.01 元的赔付额度，平均要赔出 </w:t>
+      </w:r>
+      <w:r>
         <w:rPr>
-          <w:rFonts w:ascii="Segoe UI" w:hAnsi="Segoe UI" w:eastAsia="微软雅黑"/>
-          <w:b w:val="0"/>
+          <w:rFonts w:ascii="Consolas" w:hAnsi="Consolas"/>
         </w:rPr>
-        <w:t xml:space="preserve">：如果一座城市在保障期内"雨量达到 50 毫米"的概率是 4.756%，那么长期来看每卖一份 0.01 元的赔付额度，平均要赔出 </w:t>
-      </w:r>
-      <w:r>
-        <w:rPr>
-          <w:rFonts w:ascii="Consolas" w:hAnsi="Consolas" w:eastAsia="Consolas"/>
-          <w:b w:val="0"/>
-        </w:rPr>
-        <w:t>4.756% × 0.01</w:t>
-      </w:r>
-      <w:r>
-        <w:rPr>
-          <w:rFonts w:ascii="Segoe UI" w:hAnsi="Segoe UI" w:eastAsia="微软雅黑"/>
-          <w:b w:val="0"/>
-        </w:rPr>
+        <w:t>4.770% × 0.01</w:t>
+      </w:r>
+      <w:r>
         <w:t>。保费必须覆盖这个期望赔款，再留出运营与安全空间，产品才不会被赔穿。</w:t>
       </w:r>
     </w:p>
     <w:p>
       <w:r>
+        <w:t xml:space="preserve">我们用 Open-Meteo 的 ERA5 再分析数据，拉了 </w:t>
+      </w:r>
+      <w:r>
         <w:rPr>
-          <w:rFonts w:ascii="Segoe UI" w:hAnsi="Segoe UI" w:eastAsia="微软雅黑"/>
-          <w:b w:val="0"/>
-        </w:rPr>
-        <w:t xml:space="preserve">我们用 Open-Meteo 的 ERA5 再分析数据，拉了 </w:t>
-      </w:r>
-      <w:r>
-        <w:rPr>
-          <w:rFonts w:ascii="Segoe UI" w:hAnsi="Segoe UI" w:eastAsia="微软雅黑"/>
           <w:b/>
         </w:rPr>
         <w:t>2015-10-01 到 2026-09-30、每座城市 96,432 小时</w:t>
       </w:r>
       <w:r>
-        <w:rPr>
-          <w:rFonts w:ascii="Segoe UI" w:hAnsi="Segoe UI" w:eastAsia="微软雅黑"/>
-          <w:b w:val="0"/>
-        </w:rPr>
         <w:t>的降水记录（约 11 年），统计 72 小时窗口内累计降水量达到 50 毫米的频率：</w:t>
       </w:r>
     </w:p>
@@ -1355,7 +1269,11 @@
           <w:p>
             <w:r>
               <w:rPr>
-                <w:rFonts w:ascii="Segoe UI" w:hAnsi="Segoe UI" w:eastAsia="微软雅黑"/>
+                <w:sz w:val="18"/>
+              </w:rPr>
+            </w:r>
+            <w:r>
+              <w:rPr>
                 <w:b/>
                 <w:sz w:val="18"/>
               </w:rPr>
@@ -1370,7 +1288,11 @@
           <w:p>
             <w:r>
               <w:rPr>
-                <w:rFonts w:ascii="Segoe UI" w:hAnsi="Segoe UI" w:eastAsia="微软雅黑"/>
+                <w:sz w:val="18"/>
+              </w:rPr>
+            </w:r>
+            <w:r>
+              <w:rPr>
                 <w:b/>
                 <w:sz w:val="18"/>
               </w:rPr>
@@ -1385,11 +1307,29 @@
           <w:p>
             <w:r>
               <w:rPr>
-                <w:rFonts w:ascii="Segoe UI" w:hAnsi="Segoe UI" w:eastAsia="微软雅黑"/>
+                <w:sz w:val="18"/>
+              </w:rPr>
+            </w:r>
+            <w:r>
+              <w:rPr>
                 <w:b/>
                 <w:sz w:val="18"/>
               </w:rPr>
-              <w:t>链上现行保费</w:t>
+              <w:t>链上保费（</w:t>
+            </w:r>
+            <w:r>
+              <w:rPr>
+                <w:b/>
+                <w:sz w:val="18"/>
+              </w:rPr>
+              <w:t>968 v2 · 72h 档</w:t>
+            </w:r>
+            <w:r>
+              <w:rPr>
+                <w:b/>
+                <w:sz w:val="18"/>
+              </w:rPr>
+              <w:t>）</w:t>
             </w:r>
           </w:p>
         </w:tc>
@@ -1400,7 +1340,11 @@
           <w:p>
             <w:r>
               <w:rPr>
-                <w:rFonts w:ascii="Segoe UI" w:hAnsi="Segoe UI" w:eastAsia="微软雅黑"/>
+                <w:sz w:val="18"/>
+              </w:rPr>
+            </w:r>
+            <w:r>
+              <w:rPr>
                 <w:b/>
                 <w:sz w:val="18"/>
               </w:rPr>
@@ -1417,8 +1361,11 @@
           <w:p>
             <w:r>
               <w:rPr>
-                <w:rFonts w:ascii="Segoe UI" w:hAnsi="Segoe UI" w:eastAsia="微软雅黑"/>
-                <w:b w:val="0"/>
+                <w:sz w:val="18"/>
+              </w:rPr>
+            </w:r>
+            <w:r>
+              <w:rPr>
                 <w:sz w:val="18"/>
               </w:rPr>
               <w:t>武汉</w:t>
@@ -1432,11 +1379,14 @@
           <w:p>
             <w:r>
               <w:rPr>
-                <w:rFonts w:ascii="Segoe UI" w:hAnsi="Segoe UI" w:eastAsia="微软雅黑"/>
-                <w:b w:val="0"/>
                 <w:sz w:val="18"/>
               </w:rPr>
-              <w:t>4.756%</w:t>
+            </w:r>
+            <w:r>
+              <w:rPr>
+                <w:sz w:val="18"/>
+              </w:rPr>
+              <w:t>4.770%</w:t>
             </w:r>
           </w:p>
         </w:tc>
@@ -1447,11 +1397,14 @@
           <w:p>
             <w:r>
               <w:rPr>
-                <w:rFonts w:ascii="Segoe UI" w:hAnsi="Segoe UI" w:eastAsia="微软雅黑"/>
-                <w:b w:val="0"/>
                 <w:sz w:val="18"/>
               </w:rPr>
-              <w:t>0.0008 ETH</w:t>
+            </w:r>
+            <w:r>
+              <w:rPr>
+                <w:sz w:val="18"/>
+              </w:rPr>
+              <w:t>0.0008 BOT</w:t>
             </w:r>
           </w:p>
         </w:tc>
@@ -1462,11 +1415,14 @@
           <w:p>
             <w:r>
               <w:rPr>
-                <w:rFonts w:ascii="Segoe UI" w:hAnsi="Segoe UI" w:eastAsia="微软雅黑"/>
-                <w:b w:val="0"/>
                 <w:sz w:val="18"/>
               </w:rPr>
-              <w:t>59.5%</w:t>
+            </w:r>
+            <w:r>
+              <w:rPr>
+                <w:sz w:val="18"/>
+              </w:rPr>
+              <w:t>59.6%</w:t>
             </w:r>
           </w:p>
         </w:tc>
@@ -1479,8 +1435,11 @@
           <w:p>
             <w:r>
               <w:rPr>
-                <w:rFonts w:ascii="Segoe UI" w:hAnsi="Segoe UI" w:eastAsia="微软雅黑"/>
-                <w:b w:val="0"/>
+                <w:sz w:val="18"/>
+              </w:rPr>
+            </w:r>
+            <w:r>
+              <w:rPr>
                 <w:sz w:val="18"/>
               </w:rPr>
               <w:t>上海</w:t>
@@ -1494,8 +1453,11 @@
           <w:p>
             <w:r>
               <w:rPr>
-                <w:rFonts w:ascii="Segoe UI" w:hAnsi="Segoe UI" w:eastAsia="微软雅黑"/>
-                <w:b w:val="0"/>
+                <w:sz w:val="18"/>
+              </w:rPr>
+            </w:r>
+            <w:r>
+              <w:rPr>
                 <w:sz w:val="18"/>
               </w:rPr>
               <w:t>4.557%</w:t>
@@ -1509,11 +1471,14 @@
           <w:p>
             <w:r>
               <w:rPr>
-                <w:rFonts w:ascii="Segoe UI" w:hAnsi="Segoe UI" w:eastAsia="微软雅黑"/>
-                <w:b w:val="0"/>
                 <w:sz w:val="18"/>
               </w:rPr>
-              <w:t>0.0008 ETH</w:t>
+            </w:r>
+            <w:r>
+              <w:rPr>
+                <w:sz w:val="18"/>
+              </w:rPr>
+              <w:t>0.0008 BOT</w:t>
             </w:r>
           </w:p>
         </w:tc>
@@ -1524,8 +1489,11 @@
           <w:p>
             <w:r>
               <w:rPr>
-                <w:rFonts w:ascii="Segoe UI" w:hAnsi="Segoe UI" w:eastAsia="微软雅黑"/>
-                <w:b w:val="0"/>
+                <w:sz w:val="18"/>
+              </w:rPr>
+            </w:r>
+            <w:r>
+              <w:rPr>
                 <w:sz w:val="18"/>
               </w:rPr>
               <w:t>57.0%</w:t>
@@ -1541,8 +1509,11 @@
           <w:p>
             <w:r>
               <w:rPr>
-                <w:rFonts w:ascii="Segoe UI" w:hAnsi="Segoe UI" w:eastAsia="微软雅黑"/>
-                <w:b w:val="0"/>
+                <w:sz w:val="18"/>
+              </w:rPr>
+            </w:r>
+            <w:r>
+              <w:rPr>
                 <w:sz w:val="18"/>
               </w:rPr>
               <w:t>北京</w:t>
@@ -1556,11 +1527,14 @@
           <w:p>
             <w:r>
               <w:rPr>
-                <w:rFonts w:ascii="Segoe UI" w:hAnsi="Segoe UI" w:eastAsia="微软雅黑"/>
-                <w:b w:val="0"/>
                 <w:sz w:val="18"/>
               </w:rPr>
-              <w:t>2.265%</w:t>
+            </w:r>
+            <w:r>
+              <w:rPr>
+                <w:sz w:val="18"/>
+              </w:rPr>
+              <w:t>2.281%</w:t>
             </w:r>
           </w:p>
         </w:tc>
@@ -1571,11 +1545,14 @@
           <w:p>
             <w:r>
               <w:rPr>
-                <w:rFonts w:ascii="Segoe UI" w:hAnsi="Segoe UI" w:eastAsia="微软雅黑"/>
-                <w:b w:val="0"/>
                 <w:sz w:val="18"/>
               </w:rPr>
-              <w:t>0.0004 ETH</w:t>
+            </w:r>
+            <w:r>
+              <w:rPr>
+                <w:sz w:val="18"/>
+              </w:rPr>
+              <w:t>0.0004 BOT</w:t>
             </w:r>
           </w:p>
         </w:tc>
@@ -1586,11 +1563,14 @@
           <w:p>
             <w:r>
               <w:rPr>
-                <w:rFonts w:ascii="Segoe UI" w:hAnsi="Segoe UI" w:eastAsia="微软雅黑"/>
-                <w:b w:val="0"/>
                 <w:sz w:val="18"/>
               </w:rPr>
-              <w:t>56.6%</w:t>
+            </w:r>
+            <w:r>
+              <w:rPr>
+                <w:sz w:val="18"/>
+              </w:rPr>
+              <w:t>57.0%</w:t>
             </w:r>
           </w:p>
         </w:tc>
@@ -1603,7 +1583,11 @@
           <w:p>
             <w:r>
               <w:rPr>
-                <w:rFonts w:ascii="Segoe UI" w:hAnsi="Segoe UI" w:eastAsia="微软雅黑"/>
+                <w:sz w:val="18"/>
+              </w:rPr>
+            </w:r>
+            <w:r>
+              <w:rPr>
                 <w:b/>
                 <w:sz w:val="18"/>
               </w:rPr>
@@ -1618,11 +1602,15 @@
           <w:p>
             <w:r>
               <w:rPr>
-                <w:rFonts w:ascii="Segoe UI" w:hAnsi="Segoe UI" w:eastAsia="微软雅黑"/>
+                <w:sz w:val="18"/>
+              </w:rPr>
+            </w:r>
+            <w:r>
+              <w:rPr>
                 <w:b/>
                 <w:sz w:val="18"/>
               </w:rPr>
-              <w:t>11.524%</w:t>
+              <w:t>11.574%</w:t>
             </w:r>
           </w:p>
         </w:tc>
@@ -1633,11 +1621,15 @@
           <w:p>
             <w:r>
               <w:rPr>
-                <w:rFonts w:ascii="Segoe UI" w:hAnsi="Segoe UI" w:eastAsia="微软雅黑"/>
+                <w:sz w:val="18"/>
+              </w:rPr>
+            </w:r>
+            <w:r>
+              <w:rPr>
                 <w:b/>
                 <w:sz w:val="18"/>
               </w:rPr>
-              <w:t>0.0020 ETH</w:t>
+              <w:t>0.0020 BOT</w:t>
             </w:r>
           </w:p>
         </w:tc>
@@ -1648,11 +1640,14 @@
           <w:p>
             <w:r>
               <w:rPr>
-                <w:rFonts w:ascii="Segoe UI" w:hAnsi="Segoe UI" w:eastAsia="微软雅黑"/>
-                <w:b w:val="0"/>
                 <w:sz w:val="18"/>
               </w:rPr>
-              <w:t>57.6%</w:t>
+            </w:r>
+            <w:r>
+              <w:rPr>
+                <w:sz w:val="18"/>
+              </w:rPr>
+              <w:t>57.9%</w:t>
             </w:r>
           </w:p>
         </w:tc>
@@ -1665,8 +1660,11 @@
           <w:p>
             <w:r>
               <w:rPr>
-                <w:rFonts w:ascii="Segoe UI" w:hAnsi="Segoe UI" w:eastAsia="微软雅黑"/>
-                <w:b w:val="0"/>
+                <w:sz w:val="18"/>
+              </w:rPr>
+            </w:r>
+            <w:r>
+              <w:rPr>
                 <w:sz w:val="18"/>
               </w:rPr>
               <w:t>成都</w:t>
@@ -1680,11 +1678,14 @@
           <w:p>
             <w:r>
               <w:rPr>
-                <w:rFonts w:ascii="Segoe UI" w:hAnsi="Segoe UI" w:eastAsia="微软雅黑"/>
-                <w:b w:val="0"/>
                 <w:sz w:val="18"/>
               </w:rPr>
-              <w:t>3.719%</w:t>
+            </w:r>
+            <w:r>
+              <w:rPr>
+                <w:sz w:val="18"/>
+              </w:rPr>
+              <w:t>3.724%</w:t>
             </w:r>
           </w:p>
         </w:tc>
@@ -1695,11 +1696,14 @@
           <w:p>
             <w:r>
               <w:rPr>
-                <w:rFonts w:ascii="Segoe UI" w:hAnsi="Segoe UI" w:eastAsia="微软雅黑"/>
-                <w:b w:val="0"/>
                 <w:sz w:val="18"/>
               </w:rPr>
-              <w:t>0.0007 ETH</w:t>
+            </w:r>
+            <w:r>
+              <w:rPr>
+                <w:sz w:val="18"/>
+              </w:rPr>
+              <w:t>0.0007 BOT</w:t>
             </w:r>
           </w:p>
         </w:tc>
@@ -1710,11 +1714,14 @@
           <w:p>
             <w:r>
               <w:rPr>
-                <w:rFonts w:ascii="Segoe UI" w:hAnsi="Segoe UI" w:eastAsia="微软雅黑"/>
-                <w:b w:val="0"/>
                 <w:sz w:val="18"/>
               </w:rPr>
-              <w:t>53.1%</w:t>
+            </w:r>
+            <w:r>
+              <w:rPr>
+                <w:sz w:val="18"/>
+              </w:rPr>
+              <w:t>53.2%</w:t>
             </w:r>
           </w:p>
         </w:tc>
@@ -1726,63 +1733,106 @@
       </w:pPr>
       <w:r>
         <w:rPr>
-          <w:rFonts w:ascii="Segoe UI" w:hAnsi="Segoe UI" w:eastAsia="微软雅黑"/>
+          <w:i/>
+        </w:rPr>
+        <w:t xml:space="preserve">上表的单位是 </w:t>
+      </w:r>
+      <w:r>
+        <w:rPr>
           <w:b/>
           <w:i/>
-          <w:sz w:val="20"/>
         </w:rPr>
-        <w:t>广州这一行就是整个产品存在的理由</w:t>
+        <w:t>BOT</w:t>
       </w:r>
       <w:r>
         <w:rPr>
-          <w:rFonts w:ascii="Segoe UI" w:hAnsi="Segoe UI" w:eastAsia="微软雅黑"/>
-          <w:b w:val="0"/>
           <w:i/>
-          <w:sz w:val="20"/>
         </w:rPr>
-        <w:t xml:space="preserve">：如果五座城市统一定价（比如都收 0.001），广州的赔付率会变成 </w:t>
+        <w:t xml:space="preserve">：这一批价格写在 </w:t>
       </w:r>
       <w:r>
         <w:rPr>
-          <w:rFonts w:ascii="Segoe UI" w:hAnsi="Segoe UI" w:eastAsia="微软雅黑"/>
           <w:b/>
           <w:i/>
-          <w:sz w:val="20"/>
         </w:rPr>
-        <w:t>1.15</w:t>
+        <w:t>BOT Chain 测试网 968 上的 v2 合约</w:t>
       </w:r>
       <w:r>
         <w:rPr>
-          <w:rFonts w:ascii="Segoe UI" w:hAnsi="Segoe UI" w:eastAsia="微软雅黑"/>
-          <w:b w:val="0"/>
           <w:i/>
-          <w:sz w:val="20"/>
         </w:rPr>
-        <w:t xml:space="preserve"> —— 意思是收 1 块钱赔 1.15 块，</w:t>
+        <w:t>里，该链原生代币是 BOT，</w:t>
       </w:r>
       <w:r>
         <w:rPr>
-          <w:rFonts w:ascii="Segoe UI" w:hAnsi="Segoe UI" w:eastAsia="微软雅黑"/>
           <w:b/>
           <w:i/>
-          <w:sz w:val="20"/>
         </w:rPr>
-        <w:t>卖一单亏一单</w:t>
+        <w:t>不是 ETH</w:t>
       </w:r>
       <w:r>
         <w:rPr>
-          <w:rFonts w:ascii="Segoe UI" w:hAnsi="Segoe UI" w:eastAsia="微软雅黑"/>
-          <w:b w:val="0"/>
           <w:i/>
-          <w:sz w:val="20"/>
         </w:rPr>
-        <w:t>。所以差异化定价不是锦上添花，而是定价权，是产品能不能活下来的前提。</w:t>
+        <w:t>（v2 的 48h/72h 是自己的线性外推，已不再卖）。</w:t>
+      </w:r>
+      <w:r>
+        <w:rPr>
+          <w:b/>
+          <w:i/>
+        </w:rPr>
+        <w:t>现行演示基线是主网 677 上的 v3</w:t>
+      </w:r>
+      <w:r>
+        <w:rPr>
+          <w:i/>
+        </w:rPr>
+        <w:t>，只卖 12h / 24h 两档、10 格差异化保费（0.00053–0.00105 BOT），见 §4.1。</w:t>
       </w:r>
     </w:p>
     <w:p>
       <w:pPr>
         <w:ind w:left="360"/>
       </w:pPr>
+      <w:r>
+        <w:rPr>
+          <w:b/>
+          <w:i/>
+        </w:rPr>
+        <w:t>广州这一行就是整个产品存在的理由</w:t>
+      </w:r>
+      <w:r>
+        <w:rPr>
+          <w:i/>
+        </w:rPr>
+        <w:t xml:space="preserve">：如果五座城市统一定价（比如都收 0.001），广州的赔付率会变成 </w:t>
+      </w:r>
+      <w:r>
+        <w:rPr>
+          <w:b/>
+          <w:i/>
+        </w:rPr>
+        <w:t>1.157</w:t>
+      </w:r>
+      <w:r>
+        <w:rPr>
+          <w:i/>
+        </w:rPr>
+        <w:t xml:space="preserve"> —— 意思是收 1 块钱赔 1.16 块，</w:t>
+      </w:r>
+      <w:r>
+        <w:rPr>
+          <w:b/>
+          <w:i/>
+        </w:rPr>
+        <w:t>卖一单亏一单</w:t>
+      </w:r>
+      <w:r>
+        <w:rPr>
+          <w:i/>
+        </w:rPr>
+        <w:t>。所以差异化定价不是锦上添花，而是定价权，是产品能不能活下来的前提。</w:t>
+      </w:r>
     </w:p>
     <w:p>
       <w:pPr>
@@ -1790,48 +1840,57 @@
       </w:pPr>
       <w:r>
         <w:rPr>
-          <w:rFonts w:ascii="Segoe UI" w:hAnsi="Segoe UI" w:eastAsia="微软雅黑"/>
-          <w:b w:val="0"/>
           <w:i/>
-          <w:sz w:val="20"/>
         </w:rPr>
-        <w:t>顺带一提，我们的精算用了两条互相独立的路子（日粒度、小时粒度）交叉验证，两边结果只差 0.1–0.2 个百分点 —— 互为佐证。</w:t>
+        <w:t xml:space="preserve">顺带一提，我们的精算用了两条互相独立的路子（日粒度、小时粒度）交叉验证，两边结果只差 </w:t>
+      </w:r>
+      <w:r>
+        <w:rPr>
+          <w:b/>
+          <w:i/>
+        </w:rPr>
+        <w:t>0.1 个百分点以内</w:t>
+      </w:r>
+      <w:r>
+        <w:rPr>
+          <w:i/>
+        </w:rPr>
+        <w:t xml:space="preserve"> —— 互为佐证。口径与复算命令见 </w:t>
+      </w:r>
+      <w:r>
+        <w:rPr>
+          <w:rFonts w:ascii="Consolas" w:hAnsi="Consolas"/>
+          <w:i/>
+        </w:rPr>
+        <w:t>10-金融与定价/指标推导-变量表.md</w:t>
+      </w:r>
+      <w:r>
+        <w:rPr>
+          <w:i/>
+        </w:rPr>
+        <w:t>。</w:t>
       </w:r>
     </w:p>
     <w:p>
       <w:r>
+        <w:t xml:space="preserve">这些保费真的写进了链上（通过合约的 </w:t>
+      </w:r>
+      <w:r>
         <w:rPr>
-          <w:rFonts w:ascii="Segoe UI" w:hAnsi="Segoe UI" w:eastAsia="微软雅黑"/>
-          <w:b w:val="0"/>
-        </w:rPr>
-        <w:t xml:space="preserve">这些保费真的写进了链上（通过合约的 </w:t>
-      </w:r>
-      <w:r>
-        <w:rPr>
-          <w:rFonts w:ascii="Consolas" w:hAnsi="Consolas" w:eastAsia="Consolas"/>
-          <w:b w:val="0"/>
+          <w:rFonts w:ascii="Consolas" w:hAnsi="Consolas"/>
         </w:rPr>
         <w:t>setUnderwriting</w:t>
       </w:r>
       <w:r>
+        <w:t xml:space="preserve"> 函数），并且每次改价都附带一个</w:t>
+      </w:r>
+      <w:r>
         <w:rPr>
-          <w:rFonts w:ascii="Segoe UI" w:hAnsi="Segoe UI" w:eastAsia="微软雅黑"/>
-          <w:b w:val="0"/>
-        </w:rPr>
-        <w:t xml:space="preserve"> 函数），并且每次改价都附带一个</w:t>
-      </w:r>
-      <w:r>
-        <w:rPr>
-          <w:rFonts w:ascii="Segoe UI" w:hAnsi="Segoe UI" w:eastAsia="微软雅黑"/>
           <w:b/>
         </w:rPr>
         <w:t>可复算的依据哈希</w:t>
       </w:r>
       <w:r>
-        <w:rPr>
-          <w:rFonts w:ascii="Segoe UI" w:hAnsi="Segoe UI" w:eastAsia="微软雅黑"/>
-          <w:b w:val="0"/>
-        </w:rPr>
         <w:t>，任何人可以用同一个公式重算来核对。</w:t>
       </w:r>
     </w:p>
@@ -1840,49 +1899,31 @@
         <w:pStyle w:val="Heading3"/>
       </w:pPr>
       <w:r>
-        <w:rPr>
-          <w:rFonts w:ascii="Segoe UI" w:hAnsi="Segoe UI" w:eastAsia="微软雅黑"/>
-          <w:b/>
-        </w:rPr>
         <w:t>3.3 AI 判定：不做预报，只做判定</w:t>
       </w:r>
     </w:p>
     <w:p>
       <w:r>
-        <w:rPr>
-          <w:rFonts w:ascii="Segoe UI" w:hAnsi="Segoe UI" w:eastAsia="微软雅黑"/>
-          <w:b w:val="0"/>
-        </w:rPr>
         <w:t>这是最需要解释清楚的一点。</w:t>
       </w:r>
     </w:p>
     <w:p>
       <w:r>
         <w:rPr>
-          <w:rFonts w:ascii="Segoe UI" w:hAnsi="Segoe UI" w:eastAsia="微软雅黑"/>
           <w:b/>
         </w:rPr>
         <w:t>市面上所有"AI + 天气"的方案几乎都在做预测</w:t>
       </w:r>
       <w:r>
+        <w:t>（预测降雨量、预测台风、预测温度）。但我们</w:t>
+      </w:r>
+      <w:r>
         <w:rPr>
-          <w:rFonts w:ascii="Segoe UI" w:hAnsi="Segoe UI" w:eastAsia="微软雅黑"/>
-          <w:b w:val="0"/>
-        </w:rPr>
-        <w:t>（预测降雨量、预测台风、预测温度）。但我们</w:t>
-      </w:r>
-      <w:r>
-        <w:rPr>
-          <w:rFonts w:ascii="Segoe UI" w:hAnsi="Segoe UI" w:eastAsia="微软雅黑"/>
           <w:b/>
         </w:rPr>
         <w:t>刻意不做预测</w:t>
       </w:r>
       <w:r>
-        <w:rPr>
-          <w:rFonts w:ascii="Segoe UI" w:hAnsi="Segoe UI" w:eastAsia="微软雅黑"/>
-          <w:b w:val="0"/>
-        </w:rPr>
         <w:t>，原因有两个：</w:t>
       </w:r>
     </w:p>
@@ -1892,16 +1933,11 @@
       </w:pPr>
       <w:r>
         <w:rPr>
-          <w:rFonts w:ascii="Segoe UI" w:hAnsi="Segoe UI" w:eastAsia="微软雅黑"/>
           <w:b/>
         </w:rPr>
         <w:t>预测越准，这个产品越难成立。</w:t>
       </w:r>
       <w:r>
-        <w:rPr>
-          <w:rFonts w:ascii="Segoe UI" w:hAnsi="Segoe UI" w:eastAsia="微软雅黑"/>
-          <w:b w:val="0"/>
-        </w:rPr>
         <w:t xml:space="preserve"> 如果预报能准确知道明天会下暴雨，那所有人都会在那天之前买保险 —— 保费必须涨到和赔款一样高，保险就不存在了。（这是保险学里的"逆选择"问题，下面 §5 会再讲。）</w:t>
       </w:r>
     </w:p>
@@ -1911,21 +1947,15 @@
       </w:pPr>
       <w:r>
         <w:rPr>
-          <w:rFonts w:ascii="Segoe UI" w:hAnsi="Segoe UI" w:eastAsia="微软雅黑"/>
           <w:b/>
         </w:rPr>
         <w:t>我们不是在和气象局比谁的预报准。</w:t>
       </w:r>
       <w:r>
+        <w:t xml:space="preserve"> 我们要回答的是另一个问题：</w:t>
+      </w:r>
+      <w:r>
         <w:rPr>
-          <w:rFonts w:ascii="Segoe UI" w:hAnsi="Segoe UI" w:eastAsia="微软雅黑"/>
-          <w:b w:val="0"/>
-        </w:rPr>
-        <w:t xml:space="preserve"> 我们要回答的是另一个问题：</w:t>
-      </w:r>
-      <w:r>
-        <w:rPr>
-          <w:rFonts w:ascii="Segoe UI" w:hAnsi="Segoe UI" w:eastAsia="微软雅黑"/>
           <w:b/>
         </w:rPr>
         <w:t>"这批雨量数据可不可信、按我们写在链上的规则该不该赔。"</w:t>
@@ -1933,10 +1963,6 @@
     </w:p>
     <w:p>
       <w:r>
-        <w:rPr>
-          <w:rFonts w:ascii="Segoe UI" w:hAnsi="Segoe UI" w:eastAsia="微软雅黑"/>
-          <w:b w:val="0"/>
-        </w:rPr>
         <w:t>所以 AI 判定层做两件事：</w:t>
       </w:r>
     </w:p>
@@ -1959,7 +1985,11 @@
           <w:p>
             <w:r>
               <w:rPr>
-                <w:rFonts w:ascii="Segoe UI" w:hAnsi="Segoe UI" w:eastAsia="微软雅黑"/>
+                <w:sz w:val="18"/>
+              </w:rPr>
+            </w:r>
+            <w:r>
+              <w:rPr>
                 <w:b/>
                 <w:sz w:val="18"/>
               </w:rPr>
@@ -1974,7 +2004,11 @@
           <w:p>
             <w:r>
               <w:rPr>
-                <w:rFonts w:ascii="Segoe UI" w:hAnsi="Segoe UI" w:eastAsia="微软雅黑"/>
+                <w:sz w:val="18"/>
+              </w:rPr>
+            </w:r>
+            <w:r>
+              <w:rPr>
                 <w:b/>
                 <w:sz w:val="18"/>
               </w:rPr>
@@ -1989,7 +2023,11 @@
           <w:p>
             <w:r>
               <w:rPr>
-                <w:rFonts w:ascii="Segoe UI" w:hAnsi="Segoe UI" w:eastAsia="微软雅黑"/>
+                <w:sz w:val="18"/>
+              </w:rPr>
+            </w:r>
+            <w:r>
+              <w:rPr>
                 <w:b/>
                 <w:sz w:val="18"/>
               </w:rPr>
@@ -2006,7 +2044,11 @@
           <w:p>
             <w:r>
               <w:rPr>
-                <w:rFonts w:ascii="Segoe UI" w:hAnsi="Segoe UI" w:eastAsia="微软雅黑"/>
+                <w:sz w:val="18"/>
+              </w:rPr>
+            </w:r>
+            <w:r>
+              <w:rPr>
                 <w:b/>
                 <w:sz w:val="18"/>
               </w:rPr>
@@ -2021,8 +2063,11 @@
           <w:p>
             <w:r>
               <w:rPr>
-                <w:rFonts w:ascii="Segoe UI" w:hAnsi="Segoe UI" w:eastAsia="微软雅黑"/>
-                <w:b w:val="0"/>
+                <w:sz w:val="18"/>
+              </w:rPr>
+            </w:r>
+            <w:r>
+              <w:rPr>
                 <w:sz w:val="18"/>
               </w:rPr>
               <w:t>这批外部数据能不能写进链</w:t>
@@ -2036,15 +2081,17 @@
           <w:p>
             <w:r>
               <w:rPr>
-                <w:rFonts w:ascii="Segoe UI" w:hAnsi="Segoe UI" w:eastAsia="微软雅黑"/>
-                <w:b w:val="0"/>
+                <w:sz w:val="18"/>
+              </w:rPr>
+            </w:r>
+            <w:r>
+              <w:rPr>
                 <w:sz w:val="18"/>
               </w:rPr>
               <w:t>三个气象模型交叉比对 + 与历史归档对账；差得太多就</w:t>
             </w:r>
             <w:r>
               <w:rPr>
-                <w:rFonts w:ascii="Segoe UI" w:hAnsi="Segoe UI" w:eastAsia="微软雅黑"/>
                 <w:b/>
                 <w:sz w:val="18"/>
               </w:rPr>
@@ -2052,8 +2099,6 @@
             </w:r>
             <w:r>
               <w:rPr>
-                <w:rFonts w:ascii="Segoe UI" w:hAnsi="Segoe UI" w:eastAsia="微软雅黑"/>
-                <w:b w:val="0"/>
                 <w:sz w:val="18"/>
               </w:rPr>
               <w:t>，而不是把可疑数据当成事实写进去</w:t>
@@ -2069,7 +2114,11 @@
           <w:p>
             <w:r>
               <w:rPr>
-                <w:rFonts w:ascii="Segoe UI" w:hAnsi="Segoe UI" w:eastAsia="微软雅黑"/>
+                <w:sz w:val="18"/>
+              </w:rPr>
+            </w:r>
+            <w:r>
+              <w:rPr>
                 <w:b/>
                 <w:sz w:val="18"/>
               </w:rPr>
@@ -2084,8 +2133,11 @@
           <w:p>
             <w:r>
               <w:rPr>
-                <w:rFonts w:ascii="Segoe UI" w:hAnsi="Segoe UI" w:eastAsia="微软雅黑"/>
-                <w:b w:val="0"/>
+                <w:sz w:val="18"/>
+              </w:rPr>
+            </w:r>
+            <w:r>
+              <w:rPr>
                 <w:sz w:val="18"/>
               </w:rPr>
               <w:t>该不该赔</w:t>
@@ -2099,8 +2151,11 @@
           <w:p>
             <w:r>
               <w:rPr>
-                <w:rFonts w:ascii="Segoe UI" w:hAnsi="Segoe UI" w:eastAsia="微软雅黑"/>
-                <w:b w:val="0"/>
+                <w:sz w:val="18"/>
+              </w:rPr>
+            </w:r>
+            <w:r>
+              <w:rPr>
                 <w:sz w:val="18"/>
               </w:rPr>
               <w:t>一套写死的规则链（R1–R5），从"没到阈值"一直到"多源一致、可以赔"</w:t>
@@ -2111,10 +2166,6 @@
     </w:tbl>
     <w:p>
       <w:r>
-        <w:rPr>
-          <w:rFonts w:ascii="Segoe UI" w:hAnsi="Segoe UI" w:eastAsia="微软雅黑"/>
-          <w:b w:val="0"/>
-        </w:rPr>
         <w:t>规则链长这样（全部是确定性的，没有随机数、不看时间）：</w:t>
       </w:r>
     </w:p>
@@ -2124,16 +2175,11 @@
       </w:pPr>
       <w:r>
         <w:rPr>
-          <w:rFonts w:ascii="Segoe UI" w:hAnsi="Segoe UI" w:eastAsia="微软雅黑"/>
           <w:b/>
         </w:rPr>
         <w:t>R1</w:t>
       </w:r>
       <w:r>
-        <w:rPr>
-          <w:rFonts w:ascii="Segoe UI" w:hAnsi="Segoe UI" w:eastAsia="微软雅黑"/>
-          <w:b w:val="0"/>
-        </w:rPr>
         <w:t>：链上雨量没到阈值 → 不赔（置信度 95）。</w:t>
       </w:r>
     </w:p>
@@ -2143,16 +2189,11 @@
       </w:pPr>
       <w:r>
         <w:rPr>
-          <w:rFonts w:ascii="Segoe UI" w:hAnsi="Segoe UI" w:eastAsia="微软雅黑"/>
           <w:b/>
         </w:rPr>
         <w:t>R2</w:t>
       </w:r>
       <w:r>
-        <w:rPr>
-          <w:rFonts w:ascii="Segoe UI" w:hAnsi="Segoe UI" w:eastAsia="微软雅黑"/>
-          <w:b w:val="0"/>
-        </w:rPr>
         <w:t>：三个模型分歧超过 60% → 不赔（置信度 92）。</w:t>
       </w:r>
     </w:p>
@@ -2162,16 +2203,11 @@
       </w:pPr>
       <w:r>
         <w:rPr>
-          <w:rFonts w:ascii="Segoe UI" w:hAnsi="Segoe UI" w:eastAsia="微软雅黑"/>
           <w:b/>
         </w:rPr>
         <w:t>R3</w:t>
       </w:r>
       <w:r>
-        <w:rPr>
-          <w:rFonts w:ascii="Segoe UI" w:hAnsi="Segoe UI" w:eastAsia="微软雅黑"/>
-          <w:b w:val="0"/>
-        </w:rPr>
         <w:t>：能采信的数据源少于 2 个 → 不赔。</w:t>
       </w:r>
     </w:p>
@@ -2181,16 +2217,11 @@
       </w:pPr>
       <w:r>
         <w:rPr>
-          <w:rFonts w:ascii="Segoe UI" w:hAnsi="Segoe UI" w:eastAsia="微软雅黑"/>
           <w:b/>
         </w:rPr>
         <w:t>R4</w:t>
       </w:r>
       <w:r>
-        <w:rPr>
-          <w:rFonts w:ascii="Segoe UI" w:hAnsi="Segoe UI" w:eastAsia="微软雅黑"/>
-          <w:b w:val="0"/>
-        </w:rPr>
         <w:t>：分歧大到超过中位数 → 不赔，且置信度压到 45 以下。</w:t>
       </w:r>
     </w:p>
@@ -2200,16 +2231,11 @@
       </w:pPr>
       <w:r>
         <w:rPr>
-          <w:rFonts w:ascii="Segoe UI" w:hAnsi="Segoe UI" w:eastAsia="微软雅黑"/>
           <w:b/>
         </w:rPr>
         <w:t>R5</w:t>
       </w:r>
       <w:r>
-        <w:rPr>
-          <w:rFonts w:ascii="Segoe UI" w:hAnsi="Segoe UI" w:eastAsia="微软雅黑"/>
-          <w:b w:val="0"/>
-        </w:rPr>
         <w:t>：以上都不触发 → 赔。</w:t>
       </w:r>
     </w:p>
@@ -2219,120 +2245,80 @@
       </w:pPr>
       <w:r>
         <w:rPr>
-          <w:rFonts w:ascii="Segoe UI" w:hAnsi="Segoe UI" w:eastAsia="微软雅黑"/>
           <w:b/>
         </w:rPr>
         <w:t>硬约束</w:t>
       </w:r>
       <w:r>
-        <w:rPr>
-          <w:rFonts w:ascii="Segoe UI" w:hAnsi="Segoe UI" w:eastAsia="微软雅黑"/>
-          <w:b w:val="0"/>
-        </w:rPr>
         <w:t>：判定为"赔"，但置信度低于 60 → 自动降级为不赔。</w:t>
       </w:r>
     </w:p>
     <w:p>
       <w:r>
         <w:rPr>
-          <w:rFonts w:ascii="Segoe UI" w:hAnsi="Segoe UI" w:eastAsia="微软雅黑"/>
           <w:b/>
         </w:rPr>
         <w:t>这个设计里最硬的一条卖点是"可复算"</w:t>
       </w:r>
       <w:r>
+        <w:t>：判定的结果会被算成一个哈希写进链上，而这个哈希</w:t>
+      </w:r>
+      <w:r>
         <w:rPr>
-          <w:rFonts w:ascii="Segoe UI" w:hAnsi="Segoe UI" w:eastAsia="微软雅黑"/>
-          <w:b w:val="0"/>
-        </w:rPr>
-        <w:t>：判定的结果会被算成一个哈希写进链上，而这个哈希</w:t>
-      </w:r>
-      <w:r>
-        <w:rPr>
-          <w:rFonts w:ascii="Segoe UI" w:hAnsi="Segoe UI" w:eastAsia="微软雅黑"/>
           <w:b/>
         </w:rPr>
         <w:t>不包含任何会变的字段</w:t>
       </w:r>
       <w:r>
+        <w:t xml:space="preserve">（比如计算时间、解释文字）。所以 —— </w:t>
+      </w:r>
+      <w:r>
         <w:rPr>
-          <w:rFonts w:ascii="Segoe UI" w:hAnsi="Segoe UI" w:eastAsia="微软雅黑"/>
-          <w:b w:val="0"/>
-        </w:rPr>
-        <w:t xml:space="preserve">（比如计算时间、解释文字）。所以 —— </w:t>
-      </w:r>
-      <w:r>
-        <w:rPr>
-          <w:rFonts w:ascii="Segoe UI" w:hAnsi="Segoe UI" w:eastAsia="微软雅黑"/>
           <w:b/>
         </w:rPr>
         <w:t>任何人拿我们留档的同一份输入，重新跑一遍我们的判定程序，都会得到逐字节完全相同的哈希。</w:t>
       </w:r>
       <w:r>
-        <w:rPr>
-          <w:rFonts w:ascii="Segoe UI" w:hAnsi="Segoe UI" w:eastAsia="微软雅黑"/>
-          <w:b w:val="0"/>
-        </w:rPr>
         <w:t xml:space="preserve"> 这意味着我们的判定不是"黑箱给出的一个结论"，而是"可以被第三方当场复核的一个计算"。</w:t>
       </w:r>
     </w:p>
     <w:p>
       <w:r>
         <w:rPr>
-          <w:rFonts w:ascii="Segoe UI" w:hAnsi="Segoe UI" w:eastAsia="微软雅黑"/>
           <w:b/>
         </w:rPr>
         <w:t>大模型（LLM）在哪里？</w:t>
       </w:r>
       <w:r>
+        <w:t xml:space="preserve"> 只用来写解释文字（比如"官方增量 34 毫米，低于阈值"这种说明），</w:t>
+      </w:r>
+      <w:r>
         <w:rPr>
-          <w:rFonts w:ascii="Segoe UI" w:hAnsi="Segoe UI" w:eastAsia="微软雅黑"/>
-          <w:b w:val="0"/>
-        </w:rPr>
-        <w:t xml:space="preserve"> 只用来写解释文字（比如"官方增量 34 毫米，低于阈值"这种说明），</w:t>
-      </w:r>
-      <w:r>
-        <w:rPr>
-          <w:rFonts w:ascii="Segoe UI" w:hAnsi="Segoe UI" w:eastAsia="微软雅黑"/>
           <w:b/>
         </w:rPr>
         <w:t>不参与做决定，也不进哈希</w:t>
       </w:r>
       <w:r>
-        <w:rPr>
-          <w:rFonts w:ascii="Segoe UI" w:hAnsi="Segoe UI" w:eastAsia="微软雅黑"/>
-          <w:b w:val="0"/>
-        </w:rPr>
         <w:t>。这一点必须说清楚，否则会被质疑"大模型每次都说得不一样，你的哈希怎么复算"。</w:t>
       </w:r>
     </w:p>
     <w:p>
       <w:r>
         <w:rPr>
-          <w:rFonts w:ascii="Segoe UI" w:hAnsi="Segoe UI" w:eastAsia="微软雅黑"/>
           <w:b/>
         </w:rPr>
         <w:t>为什么这不是花活？</w:t>
       </w:r>
       <w:r>
+        <w:t xml:space="preserve"> 中国气象局在一篇文章里明确承认：</w:t>
+      </w:r>
+      <w:r>
         <w:rPr>
-          <w:rFonts w:ascii="Segoe UI" w:hAnsi="Segoe UI" w:eastAsia="微软雅黑"/>
-          <w:b w:val="0"/>
-        </w:rPr>
-        <w:t xml:space="preserve"> 中国气象局在一篇文章里明确承认：</w:t>
-      </w:r>
-      <w:r>
-        <w:rPr>
-          <w:rFonts w:ascii="Segoe UI" w:hAnsi="Segoe UI" w:eastAsia="微软雅黑"/>
           <w:b/>
         </w:rPr>
         <w:t>气象数据质量本身就是天气指数保险的发展瓶颈</w:t>
       </w:r>
       <w:r>
-        <w:rPr>
-          <w:rFonts w:ascii="Segoe UI" w:hAnsi="Segoe UI" w:eastAsia="微软雅黑"/>
-          <w:b w:val="0"/>
-        </w:rPr>
         <w:t>。我们做的"喂价验收"这一层，正是针对这个已知瓶颈。</w:t>
       </w:r>
     </w:p>
@@ -2341,33 +2327,20 @@
         <w:pStyle w:val="Heading3"/>
       </w:pPr>
       <w:r>
-        <w:rPr>
-          <w:rFonts w:ascii="Segoe UI" w:hAnsi="Segoe UI" w:eastAsia="微软雅黑"/>
-          <w:b/>
-        </w:rPr>
         <w:t>3.4 区块链：凭什么信你</w:t>
       </w:r>
     </w:p>
     <w:p>
       <w:r>
+        <w:t>链在这里不是"把数据存一份备份"，而是</w:t>
+      </w:r>
+      <w:r>
         <w:rPr>
-          <w:rFonts w:ascii="Segoe UI" w:hAnsi="Segoe UI" w:eastAsia="微软雅黑"/>
-          <w:b w:val="0"/>
-        </w:rPr>
-        <w:t>链在这里不是"把数据存一份备份"，而是</w:t>
-      </w:r>
-      <w:r>
-        <w:rPr>
-          <w:rFonts w:ascii="Segoe UI" w:hAnsi="Segoe UI" w:eastAsia="微软雅黑"/>
           <w:b/>
         </w:rPr>
         <w:t>让前两层可被第三方审计的唯一载体</w:t>
       </w:r>
       <w:r>
-        <w:rPr>
-          <w:rFonts w:ascii="Segoe UI" w:hAnsi="Segoe UI" w:eastAsia="微软雅黑"/>
-          <w:b w:val="0"/>
-        </w:rPr>
         <w:t>。具体有五个别的方案给不出的东西：</w:t>
       </w:r>
     </w:p>
@@ -2390,7 +2363,11 @@
           <w:p>
             <w:r>
               <w:rPr>
-                <w:rFonts w:ascii="Segoe UI" w:hAnsi="Segoe UI" w:eastAsia="微软雅黑"/>
+                <w:sz w:val="18"/>
+              </w:rPr>
+            </w:r>
+            <w:r>
+              <w:rPr>
                 <w:b/>
                 <w:sz w:val="18"/>
               </w:rPr>
@@ -2405,7 +2382,11 @@
           <w:p>
             <w:r>
               <w:rPr>
-                <w:rFonts w:ascii="Segoe UI" w:hAnsi="Segoe UI" w:eastAsia="微软雅黑"/>
+                <w:sz w:val="18"/>
+              </w:rPr>
+            </w:r>
+            <w:r>
+              <w:rPr>
                 <w:b/>
                 <w:sz w:val="18"/>
               </w:rPr>
@@ -2420,7 +2401,11 @@
           <w:p>
             <w:r>
               <w:rPr>
-                <w:rFonts w:ascii="Segoe UI" w:hAnsi="Segoe UI" w:eastAsia="微软雅黑"/>
+                <w:sz w:val="18"/>
+              </w:rPr>
+            </w:r>
+            <w:r>
+              <w:rPr>
                 <w:b/>
                 <w:sz w:val="18"/>
               </w:rPr>
@@ -2437,8 +2422,11 @@
           <w:p>
             <w:r>
               <w:rPr>
-                <w:rFonts w:ascii="Segoe UI" w:hAnsi="Segoe UI" w:eastAsia="微软雅黑"/>
-                <w:b w:val="0"/>
+                <w:sz w:val="18"/>
+              </w:rPr>
+            </w:r>
+            <w:r>
+              <w:rPr>
                 <w:sz w:val="18"/>
               </w:rPr>
               <w:t>1</w:t>
@@ -2452,7 +2440,11 @@
           <w:p>
             <w:r>
               <w:rPr>
-                <w:rFonts w:ascii="Segoe UI" w:hAnsi="Segoe UI" w:eastAsia="微软雅黑"/>
+                <w:sz w:val="18"/>
+              </w:rPr>
+            </w:r>
+            <w:r>
+              <w:rPr>
                 <w:b/>
                 <w:sz w:val="18"/>
               </w:rPr>
@@ -2467,8 +2459,11 @@
           <w:p>
             <w:r>
               <w:rPr>
-                <w:rFonts w:ascii="Segoe UI" w:hAnsi="Segoe UI" w:eastAsia="微软雅黑"/>
-                <w:b w:val="0"/>
+                <w:sz w:val="18"/>
+              </w:rPr>
+            </w:r>
+            <w:r>
+              <w:rPr>
                 <w:sz w:val="18"/>
               </w:rPr>
               <w:t>别人只能说"我们的 AI 判定赔"，我们可以让任何人重跑一遍验证</w:t>
@@ -2484,8 +2479,11 @@
           <w:p>
             <w:r>
               <w:rPr>
-                <w:rFonts w:ascii="Segoe UI" w:hAnsi="Segoe UI" w:eastAsia="微软雅黑"/>
-                <w:b w:val="0"/>
+                <w:sz w:val="18"/>
+              </w:rPr>
+            </w:r>
+            <w:r>
+              <w:rPr>
                 <w:sz w:val="18"/>
               </w:rPr>
               <w:t>2</w:t>
@@ -2499,7 +2497,11 @@
           <w:p>
             <w:r>
               <w:rPr>
-                <w:rFonts w:ascii="Segoe UI" w:hAnsi="Segoe UI" w:eastAsia="微软雅黑"/>
+                <w:sz w:val="18"/>
+              </w:rPr>
+            </w:r>
+            <w:r>
+              <w:rPr>
                 <w:b/>
                 <w:sz w:val="18"/>
               </w:rPr>
@@ -2514,15 +2516,17 @@
           <w:p>
             <w:r>
               <w:rPr>
-                <w:rFonts w:ascii="Segoe UI" w:hAnsi="Segoe UI" w:eastAsia="微软雅黑"/>
-                <w:b w:val="0"/>
+                <w:sz w:val="18"/>
+              </w:rPr>
+            </w:r>
+            <w:r>
+              <w:rPr>
                 <w:sz w:val="18"/>
               </w:rPr>
               <w:t>不仅判定上链，</w:t>
             </w:r>
             <w:r>
               <w:rPr>
-                <w:rFonts w:ascii="Segoe UI" w:hAnsi="Segoe UI" w:eastAsia="微软雅黑"/>
                 <w:b/>
                 <w:sz w:val="18"/>
               </w:rPr>
@@ -2530,8 +2534,6 @@
             </w:r>
             <w:r>
               <w:rPr>
-                <w:rFonts w:ascii="Segoe UI" w:hAnsi="Segoe UI" w:eastAsia="微软雅黑"/>
-                <w:b w:val="0"/>
                 <w:sz w:val="18"/>
               </w:rPr>
               <w:t>，连"我们喂了什么数"都可查</w:t>
@@ -2547,8 +2549,11 @@
           <w:p>
             <w:r>
               <w:rPr>
-                <w:rFonts w:ascii="Segoe UI" w:hAnsi="Segoe UI" w:eastAsia="微软雅黑"/>
-                <w:b w:val="0"/>
+                <w:sz w:val="18"/>
+              </w:rPr>
+            </w:r>
+            <w:r>
+              <w:rPr>
                 <w:sz w:val="18"/>
               </w:rPr>
               <w:t>3</w:t>
@@ -2562,7 +2567,11 @@
           <w:p>
             <w:r>
               <w:rPr>
-                <w:rFonts w:ascii="Segoe UI" w:hAnsi="Segoe UI" w:eastAsia="微软雅黑"/>
+                <w:sz w:val="18"/>
+              </w:rPr>
+            </w:r>
+            <w:r>
+              <w:rPr>
                 <w:b/>
                 <w:sz w:val="18"/>
               </w:rPr>
@@ -2577,24 +2586,24 @@
           <w:p>
             <w:r>
               <w:rPr>
-                <w:rFonts w:ascii="Segoe UI" w:hAnsi="Segoe UI" w:eastAsia="微软雅黑"/>
-                <w:b w:val="0"/>
+                <w:sz w:val="18"/>
+              </w:rPr>
+            </w:r>
+            <w:r>
+              <w:rPr>
                 <w:sz w:val="18"/>
               </w:rPr>
               <w:t xml:space="preserve">合约的 </w:t>
             </w:r>
             <w:r>
               <w:rPr>
-                <w:rFonts w:ascii="Consolas" w:hAnsi="Consolas" w:eastAsia="Consolas"/>
-                <w:b w:val="0"/>
+                <w:rFonts w:ascii="Consolas" w:hAnsi="Consolas"/>
                 <w:sz w:val="18"/>
               </w:rPr>
               <w:t>claim()</w:t>
             </w:r>
             <w:r>
               <w:rPr>
-                <w:rFonts w:ascii="Segoe UI" w:hAnsi="Segoe UI" w:eastAsia="微软雅黑"/>
-                <w:b w:val="0"/>
                 <w:sz w:val="18"/>
               </w:rPr>
               <w:t xml:space="preserve"> 谁都调得动，赔付不需要运营方按键</w:t>
@@ -2610,8 +2619,11 @@
           <w:p>
             <w:r>
               <w:rPr>
-                <w:rFonts w:ascii="Segoe UI" w:hAnsi="Segoe UI" w:eastAsia="微软雅黑"/>
-                <w:b w:val="0"/>
+                <w:sz w:val="18"/>
+              </w:rPr>
+            </w:r>
+            <w:r>
+              <w:rPr>
                 <w:sz w:val="18"/>
               </w:rPr>
               <w:t>4</w:t>
@@ -2625,7 +2637,11 @@
           <w:p>
             <w:r>
               <w:rPr>
-                <w:rFonts w:ascii="Segoe UI" w:hAnsi="Segoe UI" w:eastAsia="微软雅黑"/>
+                <w:sz w:val="18"/>
+              </w:rPr>
+            </w:r>
+            <w:r>
+              <w:rPr>
                 <w:b/>
                 <w:sz w:val="18"/>
               </w:rPr>
@@ -2640,8 +2656,11 @@
           <w:p>
             <w:r>
               <w:rPr>
-                <w:rFonts w:ascii="Segoe UI" w:hAnsi="Segoe UI" w:eastAsia="微软雅黑"/>
-                <w:b w:val="0"/>
+                <w:sz w:val="18"/>
+              </w:rPr>
+            </w:r>
+            <w:r>
+              <w:rPr>
                 <w:sz w:val="18"/>
               </w:rPr>
               <w:t>池子里有多少钱、准备金留了多少，随时可查，不靠审计报告</w:t>
@@ -2657,8 +2676,11 @@
           <w:p>
             <w:r>
               <w:rPr>
-                <w:rFonts w:ascii="Segoe UI" w:hAnsi="Segoe UI" w:eastAsia="微软雅黑"/>
-                <w:b w:val="0"/>
+                <w:sz w:val="18"/>
+              </w:rPr>
+            </w:r>
+            <w:r>
+              <w:rPr>
                 <w:sz w:val="18"/>
               </w:rPr>
               <w:t>5</w:t>
@@ -2672,7 +2694,11 @@
           <w:p>
             <w:r>
               <w:rPr>
-                <w:rFonts w:ascii="Segoe UI" w:hAnsi="Segoe UI" w:eastAsia="微软雅黑"/>
+                <w:sz w:val="18"/>
+              </w:rPr>
+            </w:r>
+            <w:r>
+              <w:rPr>
                 <w:b/>
                 <w:sz w:val="18"/>
               </w:rPr>
@@ -2687,8 +2713,11 @@
           <w:p>
             <w:r>
               <w:rPr>
-                <w:rFonts w:ascii="Segoe UI" w:hAnsi="Segoe UI" w:eastAsia="微软雅黑"/>
-                <w:b w:val="0"/>
+                <w:sz w:val="18"/>
+              </w:rPr>
+            </w:r>
+            <w:r>
+              <w:rPr>
                 <w:sz w:val="18"/>
               </w:rPr>
               <w:t>合约至今发出的每一条事件都能被解出人话，形成完整时间线</w:t>
@@ -2699,29 +2728,19 @@
     </w:tbl>
     <w:p>
       <w:r>
+        <w:t xml:space="preserve">反过来看别的同类项目：它们的"自动赔付"是后端去调支付网关，它们的"AI 判定"是后端算一个比率（比如 </w:t>
+      </w:r>
+      <w:r>
         <w:rPr>
-          <w:rFonts w:ascii="Segoe UI" w:hAnsi="Segoe UI" w:eastAsia="微软雅黑"/>
-          <w:b w:val="0"/>
-        </w:rPr>
-        <w:t xml:space="preserve">反过来看别的同类项目：它们的"自动赔付"是后端去调支付网关，它们的"AI 判定"是后端算一个比率（比如 </w:t>
-      </w:r>
-      <w:r>
-        <w:rPr>
-          <w:rFonts w:ascii="Consolas" w:hAnsi="Consolas" w:eastAsia="Consolas"/>
-          <w:b w:val="0"/>
+          <w:rFonts w:ascii="Consolas" w:hAnsi="Consolas"/>
         </w:rPr>
         <w:t>WorkLossRatio ≥ 0.5</w:t>
       </w:r>
       <w:r>
+        <w:t xml:space="preserve"> 就赔）。</w:t>
+      </w:r>
+      <w:r>
         <w:rPr>
-          <w:rFonts w:ascii="Segoe UI" w:hAnsi="Segoe UI" w:eastAsia="微软雅黑"/>
-          <w:b w:val="0"/>
-        </w:rPr>
-        <w:t xml:space="preserve"> 就赔）。</w:t>
-      </w:r>
-      <w:r>
-        <w:rPr>
-          <w:rFonts w:ascii="Segoe UI" w:hAnsi="Segoe UI" w:eastAsia="微软雅黑"/>
           <w:b/>
         </w:rPr>
         <w:t>同样是"自动赔付"这四个字，只有我们是第三方可以复算、并且不需要运营方参与的。</w:t>
@@ -2732,44 +2751,27 @@
         <w:pStyle w:val="Heading3"/>
       </w:pPr>
       <w:r>
-        <w:rPr>
-          <w:rFonts w:ascii="Segoe UI" w:hAnsi="Segoe UI" w:eastAsia="微软雅黑"/>
-          <w:b/>
-        </w:rPr>
         <w:t>3.5 三块之间是用"哈希"接起来的</w:t>
       </w:r>
     </w:p>
     <w:p>
       <w:r>
-        <w:rPr>
-          <w:rFonts w:ascii="Segoe UI" w:hAnsi="Segoe UI" w:eastAsia="微软雅黑"/>
-          <w:b w:val="0"/>
-        </w:rPr>
         <w:t>这是整个设计里我最愿意讲的一点：</w:t>
       </w:r>
     </w:p>
     <w:p>
       <w:r>
         <w:rPr>
-          <w:rFonts w:ascii="Segoe UI" w:hAnsi="Segoe UI" w:eastAsia="微软雅黑"/>
           <w:b/>
         </w:rPr>
         <w:t>这三层的接缝是"哈希"，不是"模型"。</w:t>
       </w:r>
       <w:r>
-        <w:rPr>
-          <w:rFonts w:ascii="Segoe UI" w:hAnsi="Segoe UI" w:eastAsia="微软雅黑"/>
-          <w:b w:val="0"/>
-        </w:rPr>
         <w:t xml:space="preserve"> 精算和 AI 都可以被替换、被升级、被换掉，只要它们的输入和输出能落成同一个可复算的哈希。</w:t>
       </w:r>
     </w:p>
     <w:p>
       <w:r>
-        <w:rPr>
-          <w:rFonts w:ascii="Segoe UI" w:hAnsi="Segoe UI" w:eastAsia="微软雅黑"/>
-          <w:b w:val="0"/>
-        </w:rPr>
         <w:t>好处有两个：</w:t>
       </w:r>
     </w:p>
@@ -2779,16 +2781,11 @@
       </w:pPr>
       <w:r>
         <w:rPr>
-          <w:rFonts w:ascii="Segoe UI" w:hAnsi="Segoe UI" w:eastAsia="微软雅黑"/>
           <w:b/>
         </w:rPr>
         <w:t>可审计</w:t>
       </w:r>
       <w:r>
-        <w:rPr>
-          <w:rFonts w:ascii="Segoe UI" w:hAnsi="Segoe UI" w:eastAsia="微软雅黑"/>
-          <w:b w:val="0"/>
-        </w:rPr>
         <w:t>：每一层都能被独立验证，不需要相信任何一层。</w:t>
       </w:r>
     </w:p>
@@ -2798,30 +2795,20 @@
       </w:pPr>
       <w:r>
         <w:rPr>
-          <w:rFonts w:ascii="Segoe UI" w:hAnsi="Segoe UI" w:eastAsia="微软雅黑"/>
           <w:b/>
         </w:rPr>
         <w:t>可扩展</w:t>
       </w:r>
       <w:r>
+        <w:t>：想换一个险种（比如高温、大风、空气污染），</w:t>
+      </w:r>
+      <w:r>
         <w:rPr>
-          <w:rFonts w:ascii="Segoe UI" w:hAnsi="Segoe UI" w:eastAsia="微软雅黑"/>
-          <w:b w:val="0"/>
-        </w:rPr>
-        <w:t>：想换一个险种（比如高温、大风、空气污染），</w:t>
-      </w:r>
-      <w:r>
-        <w:rPr>
-          <w:rFonts w:ascii="Segoe UI" w:hAnsi="Segoe UI" w:eastAsia="微软雅黑"/>
           <w:b/>
         </w:rPr>
         <w:t>智能层基本不用改</w:t>
       </w:r>
       <w:r>
-        <w:rPr>
-          <w:rFonts w:ascii="Segoe UI" w:hAnsi="Segoe UI" w:eastAsia="微软雅黑"/>
-          <w:b w:val="0"/>
-        </w:rPr>
         <w:t xml:space="preserve"> —— 因为我们的判定规则根本不知道自己在判什么天气，它只看"链上的值、几个数据源的值、阈值、分歧程度"。要改的主要是数据源的字段名和合约里写死的阈值常量。</w:t>
       </w:r>
     </w:p>
@@ -2830,10 +2817,6 @@
         <w:pStyle w:val="Heading2"/>
       </w:pPr>
       <w:r>
-        <w:rPr>
-          <w:rFonts w:ascii="Segoe UI" w:hAnsi="Segoe UI" w:eastAsia="微软雅黑"/>
-          <w:b/>
-        </w:rPr>
         <w:t>四、已经做到什么程度（可验证的事实）</w:t>
       </w:r>
     </w:p>
@@ -2842,20 +2825,76 @@
         <w:pStyle w:val="Heading3"/>
       </w:pPr>
       <w:r>
+        <w:t>4.1 真链上的证据</w:t>
+      </w:r>
+    </w:p>
+    <w:p>
+      <w:r>
         <w:rPr>
-          <w:rFonts w:ascii="Segoe UI" w:hAnsi="Segoe UI" w:eastAsia="微软雅黑"/>
           <w:b/>
         </w:rPr>
-        <w:t>4.1 真链上的三条证据</w:t>
+        <w:t>现在对外演示的基线是 BOT Chain 主网 677 上的 v3 合约</w:t>
+      </w:r>
+      <w:r>
+        <w:t>（</w:t>
+      </w:r>
+      <w:r>
+        <w:rPr>
+          <w:rFonts w:ascii="Consolas" w:hAnsi="Consolas"/>
+        </w:rPr>
+        <w:t>0x89e7C942535930B61cB61631051E8b0bD670596a</w:t>
+      </w:r>
+      <w:r>
+        <w:t>，2026-10-08 10:06 部署，运行时 15,823 字节）：池子 0.05105 BOT（注池 0.05 + 在保那笔的保费 0.00105；2026-10-11 实测）、五城真值已喂（四城入链）、10 格差异化保费网格（12h / 24h 两档）已落链；</w:t>
+      </w:r>
+      <w:r>
+        <w:rPr>
+          <w:b/>
+        </w:rPr>
+        <w:t>演示页与核验台默认读它</w:t>
+      </w:r>
+      <w:r>
+        <w:t>。</w:t>
       </w:r>
     </w:p>
     <w:p>
       <w:r>
         <w:rPr>
-          <w:rFonts w:ascii="Segoe UI" w:hAnsi="Segoe UI" w:eastAsia="微软雅黑"/>
-          <w:b w:val="0"/>
+          <w:b/>
         </w:rPr>
-        <w:t>我们的合约已经部署在真实的以太坊测试网（Sepolia）上，不是本地模拟。三条互相独立的证据：</w:t>
+        <w:t>BOT Chain 测试网 968 上的 v2 是测试网留痕</w:t>
+      </w:r>
+      <w:r>
+        <w:t>（同一地址、另一个合约）：链上 6 张保单，</w:t>
+      </w:r>
+      <w:r>
+        <w:rPr>
+          <w:b/>
+        </w:rPr>
+        <w:t>6 张全部已按国标档位赔付</w:t>
+      </w:r>
+      <w:r>
+        <w:t xml:space="preserve">（3 张暴雨档 0.005 BOT、3 张大暴雨档 0.0075 BOT —— 该链原生代币是 BOT，不是 ETH）；五城累计雨量 101 / 287 / 109 / 303 / 227 mm；池子 0.0643 BOT、准备金 0。要看它给页面加 </w:t>
+      </w:r>
+      <w:r>
+        <w:rPr>
+          <w:rFonts w:ascii="Consolas" w:hAnsi="Consolas"/>
+        </w:rPr>
+        <w:t>?rpc=https://rpc.bohr.life</w:t>
+      </w:r>
+      <w:r>
+        <w:t>。</w:t>
+      </w:r>
+    </w:p>
+    <w:p>
+      <w:r>
+        <w:rPr>
+          <w:b/>
+        </w:rPr>
+        <w:t>下面这三条是第一阶段在以太坊 Sepolia 上跑的 v1</w:t>
+      </w:r>
+      <w:r>
+        <w:t>（合约地址与上面相同 —— 同一个部署账户的第 1 个 nonce，引用时务必写清链名）。三条互相独立的证据：</w:t>
       </w:r>
     </w:p>
     <w:tbl>
@@ -2879,7 +2918,11 @@
           <w:p>
             <w:r>
               <w:rPr>
-                <w:rFonts w:ascii="Segoe UI" w:hAnsi="Segoe UI" w:eastAsia="微软雅黑"/>
+                <w:sz w:val="18"/>
+              </w:rPr>
+            </w:r>
+            <w:r>
+              <w:rPr>
                 <w:b/>
                 <w:sz w:val="18"/>
               </w:rPr>
@@ -2894,7 +2937,11 @@
           <w:p>
             <w:r>
               <w:rPr>
-                <w:rFonts w:ascii="Segoe UI" w:hAnsi="Segoe UI" w:eastAsia="微软雅黑"/>
+                <w:sz w:val="18"/>
+              </w:rPr>
+            </w:r>
+            <w:r>
+              <w:rPr>
                 <w:b/>
                 <w:sz w:val="18"/>
               </w:rPr>
@@ -2909,7 +2956,11 @@
           <w:p>
             <w:r>
               <w:rPr>
-                <w:rFonts w:ascii="Segoe UI" w:hAnsi="Segoe UI" w:eastAsia="微软雅黑"/>
+                <w:sz w:val="18"/>
+              </w:rPr>
+            </w:r>
+            <w:r>
+              <w:rPr>
                 <w:b/>
                 <w:sz w:val="18"/>
               </w:rPr>
@@ -2924,7 +2975,11 @@
           <w:p>
             <w:r>
               <w:rPr>
-                <w:rFonts w:ascii="Segoe UI" w:hAnsi="Segoe UI" w:eastAsia="微软雅黑"/>
+                <w:sz w:val="18"/>
+              </w:rPr>
+            </w:r>
+            <w:r>
+              <w:rPr>
                 <w:b/>
                 <w:sz w:val="18"/>
               </w:rPr>
@@ -2939,7 +2994,11 @@
           <w:p>
             <w:r>
               <w:rPr>
-                <w:rFonts w:ascii="Segoe UI" w:hAnsi="Segoe UI" w:eastAsia="微软雅黑"/>
+                <w:sz w:val="18"/>
+              </w:rPr>
+            </w:r>
+            <w:r>
+              <w:rPr>
                 <w:b/>
                 <w:sz w:val="18"/>
               </w:rPr>
@@ -2956,8 +3015,11 @@
           <w:p>
             <w:r>
               <w:rPr>
-                <w:rFonts w:ascii="Segoe UI" w:hAnsi="Segoe UI" w:eastAsia="微软雅黑"/>
-                <w:b w:val="0"/>
+                <w:sz w:val="18"/>
+              </w:rPr>
+            </w:r>
+            <w:r>
+              <w:rPr>
                 <w:sz w:val="18"/>
               </w:rPr>
               <w:t>1</w:t>
@@ -2971,15 +3033,17 @@
           <w:p>
             <w:r>
               <w:rPr>
-                <w:rFonts w:ascii="Segoe UI" w:hAnsi="Segoe UI" w:eastAsia="微软雅黑"/>
-                <w:b w:val="0"/>
+                <w:sz w:val="18"/>
+              </w:rPr>
+            </w:r>
+            <w:r>
+              <w:rPr>
                 <w:sz w:val="18"/>
               </w:rPr>
               <w:t xml:space="preserve">上海骑手 · </w:t>
             </w:r>
             <w:r>
               <w:rPr>
-                <w:rFonts w:ascii="Segoe UI" w:hAnsi="Segoe UI" w:eastAsia="微软雅黑"/>
                 <w:b/>
                 <w:sz w:val="18"/>
               </w:rPr>
@@ -2994,8 +3058,11 @@
           <w:p>
             <w:r>
               <w:rPr>
-                <w:rFonts w:ascii="Segoe UI" w:hAnsi="Segoe UI" w:eastAsia="微软雅黑"/>
-                <w:b w:val="0"/>
+                <w:sz w:val="18"/>
+              </w:rPr>
+            </w:r>
+            <w:r>
+              <w:rPr>
                 <w:sz w:val="18"/>
               </w:rPr>
               <w:t>链上累计 34 毫米（真实数据）</w:t>
@@ -3009,15 +3076,17 @@
           <w:p>
             <w:r>
               <w:rPr>
-                <w:rFonts w:ascii="Segoe UI" w:hAnsi="Segoe UI" w:eastAsia="微软雅黑"/>
-                <w:b w:val="0"/>
+                <w:sz w:val="18"/>
+              </w:rPr>
+            </w:r>
+            <w:r>
+              <w:rPr>
                 <w:sz w:val="18"/>
               </w:rPr>
               <w:t xml:space="preserve">未达阈值 → </w:t>
             </w:r>
             <w:r>
               <w:rPr>
-                <w:rFonts w:ascii="Segoe UI" w:hAnsi="Segoe UI" w:eastAsia="微软雅黑"/>
                 <w:b/>
                 <w:sz w:val="18"/>
               </w:rPr>
@@ -3025,8 +3094,6 @@
             </w:r>
             <w:r>
               <w:rPr>
-                <w:rFonts w:ascii="Segoe UI" w:hAnsi="Segoe UI" w:eastAsia="微软雅黑"/>
-                <w:b w:val="0"/>
                 <w:sz w:val="18"/>
               </w:rPr>
               <w:t>，置信度 95</w:t>
@@ -3040,15 +3107,17 @@
           <w:p>
             <w:r>
               <w:rPr>
-                <w:rFonts w:ascii="Segoe UI" w:hAnsi="Segoe UI" w:eastAsia="微软雅黑"/>
-                <w:b w:val="0"/>
+                <w:sz w:val="18"/>
+              </w:rPr>
+            </w:r>
+            <w:r>
+              <w:rPr>
                 <w:sz w:val="18"/>
               </w:rPr>
               <w:t>判定上链，</w:t>
             </w:r>
             <w:r>
               <w:rPr>
-                <w:rFonts w:ascii="Segoe UI" w:hAnsi="Segoe UI" w:eastAsia="微软雅黑"/>
                 <w:b/>
                 <w:sz w:val="18"/>
               </w:rPr>
@@ -3065,8 +3134,11 @@
           <w:p>
             <w:r>
               <w:rPr>
-                <w:rFonts w:ascii="Segoe UI" w:hAnsi="Segoe UI" w:eastAsia="微软雅黑"/>
-                <w:b w:val="0"/>
+                <w:sz w:val="18"/>
+              </w:rPr>
+            </w:r>
+            <w:r>
+              <w:rPr>
                 <w:sz w:val="18"/>
               </w:rPr>
               <w:t>2</w:t>
@@ -3080,8 +3152,11 @@
           <w:p>
             <w:r>
               <w:rPr>
-                <w:rFonts w:ascii="Segoe UI" w:hAnsi="Segoe UI" w:eastAsia="微软雅黑"/>
-                <w:b w:val="0"/>
+                <w:sz w:val="18"/>
+              </w:rPr>
+            </w:r>
+            <w:r>
+              <w:rPr>
                 <w:sz w:val="18"/>
               </w:rPr>
               <w:t>成都骑手 · 模拟暴雨</w:t>
@@ -3095,8 +3170,11 @@
           <w:p>
             <w:r>
               <w:rPr>
-                <w:rFonts w:ascii="Segoe UI" w:hAnsi="Segoe UI" w:eastAsia="微软雅黑"/>
-                <w:b w:val="0"/>
+                <w:sz w:val="18"/>
+              </w:rPr>
+            </w:r>
+            <w:r>
+              <w:rPr>
                 <w:sz w:val="18"/>
               </w:rPr>
               <w:t>演示用数据 6 → 120 毫米</w:t>
@@ -3110,15 +3188,17 @@
           <w:p>
             <w:r>
               <w:rPr>
-                <w:rFonts w:ascii="Segoe UI" w:hAnsi="Segoe UI" w:eastAsia="微软雅黑"/>
-                <w:b w:val="0"/>
+                <w:sz w:val="18"/>
+              </w:rPr>
+            </w:r>
+            <w:r>
+              <w:rPr>
                 <w:sz w:val="18"/>
               </w:rPr>
               <w:t xml:space="preserve">三模型一致 → </w:t>
             </w:r>
             <w:r>
               <w:rPr>
-                <w:rFonts w:ascii="Segoe UI" w:hAnsi="Segoe UI" w:eastAsia="微软雅黑"/>
                 <w:b/>
                 <w:sz w:val="18"/>
               </w:rPr>
@@ -3126,8 +3206,6 @@
             </w:r>
             <w:r>
               <w:rPr>
-                <w:rFonts w:ascii="Segoe UI" w:hAnsi="Segoe UI" w:eastAsia="微软雅黑"/>
-                <w:b w:val="0"/>
                 <w:sz w:val="18"/>
               </w:rPr>
               <w:t>，置信度 94</w:t>
@@ -3141,8 +3219,11 @@
           <w:p>
             <w:r>
               <w:rPr>
-                <w:rFonts w:ascii="Segoe UI" w:hAnsi="Segoe UI" w:eastAsia="微软雅黑"/>
-                <w:b w:val="0"/>
+                <w:sz w:val="18"/>
+              </w:rPr>
+            </w:r>
+            <w:r>
+              <w:rPr>
                 <w:sz w:val="18"/>
               </w:rPr>
               <w:t>判定上链 → 自动赔付 0.01 ETH</w:t>
@@ -3158,8 +3239,11 @@
           <w:p>
             <w:r>
               <w:rPr>
-                <w:rFonts w:ascii="Segoe UI" w:hAnsi="Segoe UI" w:eastAsia="微软雅黑"/>
-                <w:b w:val="0"/>
+                <w:sz w:val="18"/>
+              </w:rPr>
+            </w:r>
+            <w:r>
+              <w:rPr>
                 <w:sz w:val="18"/>
               </w:rPr>
               <w:t>3</w:t>
@@ -3173,7 +3257,11 @@
           <w:p>
             <w:r>
               <w:rPr>
-                <w:rFonts w:ascii="Segoe UI" w:hAnsi="Segoe UI" w:eastAsia="微软雅黑"/>
+                <w:sz w:val="18"/>
+              </w:rPr>
+            </w:r>
+            <w:r>
+              <w:rPr>
                 <w:b/>
                 <w:sz w:val="18"/>
               </w:rPr>
@@ -3188,8 +3276,11 @@
           <w:p>
             <w:r>
               <w:rPr>
-                <w:rFonts w:ascii="Segoe UI" w:hAnsi="Segoe UI" w:eastAsia="微软雅黑"/>
-                <w:b w:val="0"/>
+                <w:sz w:val="18"/>
+              </w:rPr>
+            </w:r>
+            <w:r>
+              <w:rPr>
                 <w:sz w:val="18"/>
               </w:rPr>
               <w:t>武汉 2024-06-27 那场雨（真实累计 230 毫米）</w:t>
@@ -3203,15 +3294,17 @@
           <w:p>
             <w:r>
               <w:rPr>
-                <w:rFonts w:ascii="Segoe UI" w:hAnsi="Segoe UI" w:eastAsia="微软雅黑"/>
-                <w:b w:val="0"/>
+                <w:sz w:val="18"/>
+              </w:rPr>
+            </w:r>
+            <w:r>
+              <w:rPr>
                 <w:sz w:val="18"/>
               </w:rPr>
               <w:t xml:space="preserve">三模型 221 / 105.5 / 235.3 → </w:t>
             </w:r>
             <w:r>
               <w:rPr>
-                <w:rFonts w:ascii="Segoe UI" w:hAnsi="Segoe UI" w:eastAsia="微软雅黑"/>
                 <w:b/>
                 <w:sz w:val="18"/>
               </w:rPr>
@@ -3219,8 +3312,6 @@
             </w:r>
             <w:r>
               <w:rPr>
-                <w:rFonts w:ascii="Segoe UI" w:hAnsi="Segoe UI" w:eastAsia="微软雅黑"/>
-                <w:b w:val="0"/>
                 <w:sz w:val="18"/>
               </w:rPr>
               <w:t>，置信度 76</w:t>
@@ -3234,8 +3325,11 @@
           <w:p>
             <w:r>
               <w:rPr>
-                <w:rFonts w:ascii="Segoe UI" w:hAnsi="Segoe UI" w:eastAsia="微软雅黑"/>
-                <w:b w:val="0"/>
+                <w:sz w:val="18"/>
+              </w:rPr>
+            </w:r>
+            <w:r>
+              <w:rPr>
                 <w:sz w:val="18"/>
               </w:rPr>
               <w:t>全流程跑通 → 自动赔付 0.01 ETH</w:t>
@@ -3246,52 +3340,33 @@
     </w:tbl>
     <w:p>
       <w:r>
+        <w:t>第 3 条特别值得说：</w:t>
+      </w:r>
+      <w:r>
         <w:rPr>
-          <w:rFonts w:ascii="Segoe UI" w:hAnsi="Segoe UI" w:eastAsia="微软雅黑"/>
-          <w:b w:val="0"/>
-        </w:rPr>
-        <w:t>第 3 条特别值得说：</w:t>
-      </w:r>
-      <w:r>
-        <w:rPr>
-          <w:rFonts w:ascii="Segoe UI" w:hAnsi="Segoe UI" w:eastAsia="微软雅黑"/>
           <w:b/>
         </w:rPr>
         <w:t>2020 年那场更著名的暴雨我们用不了</w:t>
       </w:r>
       <w:r>
+        <w:t>，因为历史预报归档在 2020 年没有三模型数据（取不到值），规则会直接判不赔。所以我们选了 2024 年武汉那场 —— 数据齐全、且</w:t>
+      </w:r>
+      <w:r>
         <w:rPr>
-          <w:rFonts w:ascii="Segoe UI" w:hAnsi="Segoe UI" w:eastAsia="微软雅黑"/>
-          <w:b w:val="0"/>
-        </w:rPr>
-        <w:t>，因为历史预报归档在 2020 年没有三模型数据（取不到值），规则会直接判不赔。所以我们选了 2024 年武汉那场 —— 数据齐全、且</w:t>
-      </w:r>
-      <w:r>
-        <w:rPr>
-          <w:rFonts w:ascii="Segoe UI" w:hAnsi="Segoe UI" w:eastAsia="微软雅黑"/>
           <w:b/>
         </w:rPr>
         <w:t>全部是真实数据</w:t>
       </w:r>
       <w:r>
+        <w:t xml:space="preserve">（判定文件里 </w:t>
+      </w:r>
+      <w:r>
         <w:rPr>
-          <w:rFonts w:ascii="Segoe UI" w:hAnsi="Segoe UI" w:eastAsia="微软雅黑"/>
-          <w:b w:val="0"/>
-        </w:rPr>
-        <w:t xml:space="preserve">（判定文件里 </w:t>
-      </w:r>
-      <w:r>
-        <w:rPr>
-          <w:rFonts w:ascii="Consolas" w:hAnsi="Consolas" w:eastAsia="Consolas"/>
-          <w:b w:val="0"/>
+          <w:rFonts w:ascii="Consolas" w:hAnsi="Consolas"/>
         </w:rPr>
         <w:t>simulated = false</w:t>
       </w:r>
       <w:r>
-        <w:rPr>
-          <w:rFonts w:ascii="Segoe UI" w:hAnsi="Segoe UI" w:eastAsia="微软雅黑"/>
-          <w:b w:val="0"/>
-        </w:rPr>
         <w:t>）。</w:t>
       </w:r>
     </w:p>
@@ -3301,46 +3376,34 @@
       </w:pPr>
       <w:r>
         <w:rPr>
-          <w:rFonts w:ascii="Segoe UI" w:hAnsi="Segoe UI" w:eastAsia="微软雅黑"/>
           <w:b/>
           <w:i/>
-          <w:sz w:val="20"/>
         </w:rPr>
         <w:t>第 1 条其实是最有说服力的</w:t>
       </w:r>
       <w:r>
         <w:rPr>
-          <w:rFonts w:ascii="Segoe UI" w:hAnsi="Segoe UI" w:eastAsia="微软雅黑"/>
-          <w:b w:val="0"/>
           <w:i/>
-          <w:sz w:val="20"/>
         </w:rPr>
         <w:t>：我们</w:t>
       </w:r>
       <w:r>
         <w:rPr>
-          <w:rFonts w:ascii="Segoe UI" w:hAnsi="Segoe UI" w:eastAsia="微软雅黑"/>
           <w:b/>
           <w:i/>
-          <w:sz w:val="20"/>
         </w:rPr>
         <w:t>没有</w:t>
       </w:r>
       <w:r>
         <w:rPr>
-          <w:rFonts w:ascii="Segoe UI" w:hAnsi="Segoe UI" w:eastAsia="微软雅黑"/>
-          <w:b w:val="0"/>
           <w:i/>
-          <w:sz w:val="20"/>
         </w:rPr>
         <w:t>让"真实数据"这一条也赔出来。真实数据就是不赔，而且我们把它连同判定一起写到了链上留痕。</w:t>
       </w:r>
       <w:r>
         <w:rPr>
-          <w:rFonts w:ascii="Segoe UI" w:hAnsi="Segoe UI" w:eastAsia="微软雅黑"/>
           <w:b/>
           <w:i/>
-          <w:sz w:val="20"/>
         </w:rPr>
         <w:t>判定不是给结论找理由，它的结论也可能对我们不利。</w:t>
       </w:r>
@@ -3350,20 +3413,21 @@
         <w:pStyle w:val="Heading3"/>
       </w:pPr>
       <w:r>
-        <w:rPr>
-          <w:rFonts w:ascii="Segoe UI" w:hAnsi="Segoe UI" w:eastAsia="微软雅黑"/>
-          <w:b/>
-        </w:rPr>
-        <w:t>4.2 三道自动化门禁</w:t>
+        <w:t>4.2 十七道自动化门禁</w:t>
       </w:r>
     </w:p>
     <w:p>
       <w:r>
+        <w:t>项目里有十七道自动检查（一条命令跑完：</w:t>
+      </w:r>
+      <w:r>
         <w:rPr>
-          <w:rFonts w:ascii="Segoe UI" w:hAnsi="Segoe UI" w:eastAsia="微软雅黑"/>
-          <w:b w:val="0"/>
+          <w:rFonts w:ascii="Consolas" w:hAnsi="Consolas"/>
         </w:rPr>
-        <w:t>项目里有三道自动检查，每次改动都要跑：</w:t>
+        <w:t>cd 07-测试工具 &amp;&amp; npm test</w:t>
+      </w:r>
+      <w:r>
+        <w:t>），每次改动都要跑；下表只列其中三道：</w:t>
       </w:r>
     </w:p>
     <w:tbl>
@@ -3385,7 +3449,11 @@
           <w:p>
             <w:r>
               <w:rPr>
-                <w:rFonts w:ascii="Segoe UI" w:hAnsi="Segoe UI" w:eastAsia="微软雅黑"/>
+                <w:sz w:val="18"/>
+              </w:rPr>
+            </w:r>
+            <w:r>
+              <w:rPr>
                 <w:b/>
                 <w:sz w:val="18"/>
               </w:rPr>
@@ -3400,7 +3468,11 @@
           <w:p>
             <w:r>
               <w:rPr>
-                <w:rFonts w:ascii="Segoe UI" w:hAnsi="Segoe UI" w:eastAsia="微软雅黑"/>
+                <w:sz w:val="18"/>
+              </w:rPr>
+            </w:r>
+            <w:r>
+              <w:rPr>
                 <w:b/>
                 <w:sz w:val="18"/>
               </w:rPr>
@@ -3415,7 +3487,11 @@
           <w:p>
             <w:r>
               <w:rPr>
-                <w:rFonts w:ascii="Segoe UI" w:hAnsi="Segoe UI" w:eastAsia="微软雅黑"/>
+                <w:sz w:val="18"/>
+              </w:rPr>
+            </w:r>
+            <w:r>
+              <w:rPr>
                 <w:b/>
                 <w:sz w:val="18"/>
               </w:rPr>
@@ -3432,8 +3508,11 @@
           <w:p>
             <w:r>
               <w:rPr>
-                <w:rFonts w:ascii="Segoe UI" w:hAnsi="Segoe UI" w:eastAsia="微软雅黑"/>
-                <w:b w:val="0"/>
+                <w:sz w:val="18"/>
+              </w:rPr>
+            </w:r>
+            <w:r>
+              <w:rPr>
                 <w:sz w:val="18"/>
               </w:rPr>
               <w:t>哈希纪律</w:t>
@@ -3447,8 +3526,11 @@
           <w:p>
             <w:r>
               <w:rPr>
-                <w:rFonts w:ascii="Segoe UI" w:hAnsi="Segoe UI" w:eastAsia="微软雅黑"/>
-                <w:b w:val="0"/>
+                <w:sz w:val="18"/>
+              </w:rPr>
+            </w:r>
+            <w:r>
+              <w:rPr>
                 <w:sz w:val="18"/>
               </w:rPr>
               <w:t>相同内容必须得到相同哈希（键序无关、定点舍入）</w:t>
@@ -3462,8 +3544,11 @@
           <w:p>
             <w:r>
               <w:rPr>
-                <w:rFonts w:ascii="Segoe UI" w:hAnsi="Segoe UI" w:eastAsia="微软雅黑"/>
-                <w:b w:val="0"/>
+                <w:sz w:val="18"/>
+              </w:rPr>
+            </w:r>
+            <w:r>
+              <w:rPr>
                 <w:sz w:val="18"/>
               </w:rPr>
               <w:t>8 项通过</w:t>
@@ -3479,8 +3564,11 @@
           <w:p>
             <w:r>
               <w:rPr>
-                <w:rFonts w:ascii="Segoe UI" w:hAnsi="Segoe UI" w:eastAsia="微软雅黑"/>
-                <w:b w:val="0"/>
+                <w:sz w:val="18"/>
+              </w:rPr>
+            </w:r>
+            <w:r>
+              <w:rPr>
                 <w:sz w:val="18"/>
               </w:rPr>
               <w:t>AI 判定规则</w:t>
@@ -3494,15 +3582,17 @@
           <w:p>
             <w:r>
               <w:rPr>
-                <w:rFonts w:ascii="Segoe UI" w:hAnsi="Segoe UI" w:eastAsia="微软雅黑"/>
-                <w:b w:val="0"/>
+                <w:sz w:val="18"/>
+              </w:rPr>
+            </w:r>
+            <w:r>
+              <w:rPr>
                 <w:sz w:val="18"/>
               </w:rPr>
               <w:t xml:space="preserve">1369 个用例扫描硬约束 + </w:t>
             </w:r>
             <w:r>
               <w:rPr>
-                <w:rFonts w:ascii="Segoe UI" w:hAnsi="Segoe UI" w:eastAsia="微软雅黑"/>
                 <w:b/>
                 <w:sz w:val="18"/>
               </w:rPr>
@@ -3517,8 +3607,11 @@
           <w:p>
             <w:r>
               <w:rPr>
-                <w:rFonts w:ascii="Segoe UI" w:hAnsi="Segoe UI" w:eastAsia="微软雅黑"/>
-                <w:b w:val="0"/>
+                <w:sz w:val="18"/>
+              </w:rPr>
+            </w:r>
+            <w:r>
+              <w:rPr>
                 <w:sz w:val="18"/>
               </w:rPr>
               <w:t>29 项通过</w:t>
@@ -3534,8 +3627,11 @@
           <w:p>
             <w:r>
               <w:rPr>
-                <w:rFonts w:ascii="Segoe UI" w:hAnsi="Segoe UI" w:eastAsia="微软雅黑"/>
-                <w:b w:val="0"/>
+                <w:sz w:val="18"/>
+              </w:rPr>
+            </w:r>
+            <w:r>
+              <w:rPr>
                 <w:sz w:val="18"/>
               </w:rPr>
               <w:t>合约回归</w:t>
@@ -3549,8 +3645,11 @@
           <w:p>
             <w:r>
               <w:rPr>
-                <w:rFonts w:ascii="Segoe UI" w:hAnsi="Segoe UI" w:eastAsia="微软雅黑"/>
-                <w:b w:val="0"/>
+                <w:sz w:val="18"/>
+              </w:rPr>
+            </w:r>
+            <w:r>
+              <w:rPr>
                 <w:sz w:val="18"/>
               </w:rPr>
               <w:t>投保 → 喂价 → 判定 → 赔付 全生命周期</w:t>
@@ -3564,8 +3663,11 @@
           <w:p>
             <w:r>
               <w:rPr>
-                <w:rFonts w:ascii="Segoe UI" w:hAnsi="Segoe UI" w:eastAsia="微软雅黑"/>
-                <w:b w:val="0"/>
+                <w:sz w:val="18"/>
+              </w:rPr>
+            </w:r>
+            <w:r>
+              <w:rPr>
                 <w:sz w:val="18"/>
               </w:rPr>
               <w:t>73 项通过</w:t>
@@ -3576,18 +3678,13 @@
     </w:tbl>
     <w:p>
       <w:r>
+        <w:t>用大白话说：</w:t>
+      </w:r>
+      <w:r>
         <w:rPr>
-          <w:rFonts w:ascii="Segoe UI" w:hAnsi="Segoe UI" w:eastAsia="微软雅黑"/>
-          <w:b w:val="0"/>
-        </w:rPr>
-        <w:t>用大白话说：</w:t>
-      </w:r>
-      <w:r>
-        <w:rPr>
-          <w:rFonts w:ascii="Segoe UI" w:hAnsi="Segoe UI" w:eastAsia="微软雅黑"/>
           <w:b/>
         </w:rPr>
-        <w:t>这三道门禁是"可验证"这个卖点的工程支撑，不是 PPT 上的一个词。</w:t>
+        <w:t>这些门禁是"可验证"这个卖点的工程支撑，不是 PPT 上的一个词。</w:t>
       </w:r>
     </w:p>
     <w:p>
@@ -3595,33 +3692,20 @@
         <w:pStyle w:val="Heading2"/>
       </w:pPr>
       <w:r>
-        <w:rPr>
-          <w:rFonts w:ascii="Segoe UI" w:hAnsi="Segoe UI" w:eastAsia="微软雅黑"/>
-          <w:b/>
-        </w:rPr>
         <w:t>五、我们清楚自己的边界</w:t>
       </w:r>
     </w:p>
     <w:p>
       <w:r>
+        <w:t>产品目前</w:t>
+      </w:r>
+      <w:r>
         <w:rPr>
-          <w:rFonts w:ascii="Segoe UI" w:hAnsi="Segoe UI" w:eastAsia="微软雅黑"/>
-          <w:b w:val="0"/>
-        </w:rPr>
-        <w:t>产品目前</w:t>
-      </w:r>
-      <w:r>
-        <w:rPr>
-          <w:rFonts w:ascii="Segoe UI" w:hAnsi="Segoe UI" w:eastAsia="微软雅黑"/>
           <w:b/>
         </w:rPr>
         <w:t>还不是一个可以合法销售的保险</w:t>
       </w:r>
       <w:r>
-        <w:rPr>
-          <w:rFonts w:ascii="Segoe UI" w:hAnsi="Segoe UI" w:eastAsia="微软雅黑"/>
-          <w:b w:val="0"/>
-        </w:rPr>
         <w:t>，这一点我们不装。按严重程度排：</w:t>
       </w:r>
     </w:p>
@@ -3631,58 +3715,38 @@
       </w:pPr>
       <w:r>
         <w:rPr>
-          <w:rFonts w:ascii="Segoe UI" w:hAnsi="Segoe UI" w:eastAsia="微软雅黑"/>
           <w:b/>
         </w:rPr>
         <w:t>身份认定问题（唯一一条"不做就不成立"）</w:t>
       </w:r>
       <w:r>
+        <w:t>：现在任何人付钱就能买这份保单，但我们无法在链上确认他真是骑手。严格按保险法，产品要求投保人对标的</w:t>
+      </w:r>
+      <w:r>
         <w:rPr>
-          <w:rFonts w:ascii="Segoe UI" w:hAnsi="Segoe UI" w:eastAsia="微软雅黑"/>
-          <w:b w:val="0"/>
-        </w:rPr>
-        <w:t>：现在任何人付钱就能买这份保单，但我们无法在链上确认他真是骑手。严格按保险法，产品要求投保人对标的</w:t>
-      </w:r>
-      <w:r>
-        <w:rPr>
-          <w:rFonts w:ascii="Segoe UI" w:hAnsi="Segoe UI" w:eastAsia="微软雅黑"/>
           <w:b/>
         </w:rPr>
         <w:t>有保险利益</w:t>
       </w:r>
       <w:r>
+        <w:t>、赔付遵循</w:t>
+      </w:r>
+      <w:r>
         <w:rPr>
-          <w:rFonts w:ascii="Segoe UI" w:hAnsi="Segoe UI" w:eastAsia="微软雅黑"/>
-          <w:b w:val="0"/>
-        </w:rPr>
-        <w:t>、赔付遵循</w:t>
-      </w:r>
-      <w:r>
-        <w:rPr>
-          <w:rFonts w:ascii="Segoe UI" w:hAnsi="Segoe UI" w:eastAsia="微软雅黑"/>
           <w:b/>
         </w:rPr>
         <w:t>损失补偿原则</w:t>
       </w:r>
       <w:r>
+        <w:t xml:space="preserve"> —— 做不到这两点，产品在法律上更接近</w:t>
+      </w:r>
+      <w:r>
         <w:rPr>
-          <w:rFonts w:ascii="Segoe UI" w:hAnsi="Segoe UI" w:eastAsia="微软雅黑"/>
-          <w:b w:val="0"/>
-        </w:rPr>
-        <w:t xml:space="preserve"> —— 做不到这两点，产品在法律上更接近</w:t>
-      </w:r>
-      <w:r>
-        <w:rPr>
-          <w:rFonts w:ascii="Segoe UI" w:hAnsi="Segoe UI" w:eastAsia="微软雅黑"/>
           <w:b/>
         </w:rPr>
         <w:t>对赌</w:t>
       </w:r>
       <w:r>
-        <w:rPr>
-          <w:rFonts w:ascii="Segoe UI" w:hAnsi="Segoe UI" w:eastAsia="微软雅黑"/>
-          <w:b w:val="0"/>
-        </w:rPr>
         <w:t>而不是保险。正解是让平台作为投保人/代理人（平台能提供身份凭证），这需要商务对接。</w:t>
       </w:r>
     </w:p>
@@ -3692,31 +3756,30 @@
       </w:pPr>
       <w:r>
         <w:rPr>
-          <w:rFonts w:ascii="Segoe UI" w:hAnsi="Segoe UI" w:eastAsia="微软雅黑"/>
           <w:b/>
         </w:rPr>
-        <w:t>阈值和时间窗没有绑定</w:t>
+        <w:t>阈值和时间窗没有绑定（v2 已修）</w:t>
+      </w:r>
+      <w:r>
+        <w:t>：v1 里 50 毫米是国标里"24 小时"的暴雨线，却套在 1–72 小时的任意时长上 —— 长保单比短保单更容易获赔，而价格却一样，这会被套利。</w:t>
       </w:r>
       <w:r>
         <w:rPr>
-          <w:rFonts w:ascii="Segoe UI" w:hAnsi="Segoe UI" w:eastAsia="微软雅黑"/>
-          <w:b w:val="0"/>
-        </w:rPr>
-        <w:t>：50 毫米这个数，是国标里"24 小时"的暴雨线。但我们的保障时长可以选 1–72 小时，50 毫米套在 72 小时上就"太容易达到"了。</w:t>
-      </w:r>
-      <w:r>
-        <w:rPr>
-          <w:rFonts w:ascii="Segoe UI" w:hAnsi="Segoe UI" w:eastAsia="微软雅黑"/>
           <w:b/>
         </w:rPr>
-        <w:t>长保单比短保单更容易获赔，而价格却一样</w:t>
+        <w:t>v2 只卖 24 / 48 / 72 三档，阈值按 `thresholdOf` 取 50 / 100 / 150 mm</w:t>
+      </w:r>
+      <w:r>
+        <w:t xml:space="preserve">（国标 24h 暴雨线 ×时长档），并配 </w:t>
       </w:r>
       <w:r>
         <w:rPr>
-          <w:rFonts w:ascii="Segoe UI" w:hAnsi="Segoe UI" w:eastAsia="微软雅黑"/>
-          <w:b w:val="0"/>
+          <w:rFonts w:ascii="Consolas" w:hAnsi="Consolas"/>
         </w:rPr>
-        <w:t xml:space="preserve"> —— 这会被套利。</w:t>
+        <w:t>tierOf</w:t>
+      </w:r>
+      <w:r>
+        <w:t xml:space="preserve"> 分档赔付 50% / 75% / 100%。</w:t>
       </w:r>
     </w:p>
     <w:p>
@@ -3725,17 +3788,66 @@
       </w:pPr>
       <w:r>
         <w:rPr>
-          <w:rFonts w:ascii="Segoe UI" w:hAnsi="Segoe UI" w:eastAsia="微软雅黑"/>
           <w:b/>
         </w:rPr>
-        <w:t>静态定价 + 可以立刻投保</w:t>
+        <w:t>静态定价 + 可以立刻投保（部分缓解）</w:t>
+      </w:r>
+      <w:r>
+        <w:t xml:space="preserve">：保费不随预报变化，而买保险的人可以看着预报决定买不买。这会造成"下雨前买、不下雨不买"的逆选择，长期会把资金池抽干。v2 已经把缓解机制写进合约 —— </w:t>
       </w:r>
       <w:r>
         <w:rPr>
-          <w:rFonts w:ascii="Segoe UI" w:hAnsi="Segoe UI" w:eastAsia="微软雅黑"/>
-          <w:b w:val="0"/>
+          <w:b/>
         </w:rPr>
-        <w:t>：保费不随预报变化，而买保险的人可以看着预报决定买不买。这会造成"下雨前买、不下雨不买"的逆选择，长期会把资金池抽干。缓解办法是"投保后延迟若干天才生效" + 限制购买份数。</w:t>
+        <w:t>冷静期</w:t>
+      </w:r>
+      <w:r>
+        <w:t>与</w:t>
+      </w:r>
+      <w:r>
+        <w:rPr>
+          <w:b/>
+        </w:rPr>
+        <w:t>白名单准入</w:t>
+      </w:r>
+      <w:r>
+        <w:t>，但</w:t>
+      </w:r>
+      <w:r>
+        <w:rPr>
+          <w:b/>
+        </w:rPr>
+        <w:t>演示链上这两个开关都关着</w:t>
+      </w:r>
+      <w:r>
+        <w:t>（</w:t>
+      </w:r>
+      <w:r>
+        <w:rPr>
+          <w:rFonts w:ascii="Consolas" w:hAnsi="Consolas"/>
+        </w:rPr>
+        <w:t>coolingPeriod = 0</w:t>
+      </w:r>
+      <w:r>
+        <w:t>、</w:t>
+      </w:r>
+      <w:r>
+        <w:rPr>
+          <w:rFonts w:ascii="Consolas" w:hAnsi="Consolas"/>
+        </w:rPr>
+        <w:t>eligibleRequired = false</w:t>
+      </w:r>
+      <w:r>
+        <w:t>），所以现场确实是"投保立即生效"；已经生效的是</w:t>
+      </w:r>
+      <w:r>
+        <w:rPr>
+          <w:b/>
+        </w:rPr>
+        <w:t>限购与敞口上限</w:t>
+      </w:r>
+      <w:r>
+        <w:t>（每人终身 3 张、未了结敞口 0.02 BOT）。</w:t>
       </w:r>
     </w:p>
     <w:p>
@@ -3744,17 +3856,21 @@
       </w:pPr>
       <w:r>
         <w:rPr>
-          <w:rFonts w:ascii="Segoe UI" w:hAnsi="Segoe UI" w:eastAsia="微软雅黑"/>
           <w:b/>
         </w:rPr>
-        <w:t>赔付额是固定的</w:t>
+        <w:t>赔付额与真实收入损失不挂钩</w:t>
+      </w:r>
+      <w:r>
+        <w:t xml:space="preserve">：v2 按国标档位赔 </w:t>
       </w:r>
       <w:r>
         <w:rPr>
-          <w:rFonts w:ascii="Segoe UI" w:hAnsi="Segoe UI" w:eastAsia="微软雅黑"/>
-          <w:b w:val="0"/>
+          <w:rFonts w:ascii="Consolas" w:hAnsi="Consolas"/>
         </w:rPr>
-        <w:t>：目前固定 0.01 ETH，和骑手当天真实收入损失并不挂钩，属于"定额给付"而不是"补偿损失"。</w:t>
+        <w:t>PAYOUT_MAX × 50% / 75% / 100%</w:t>
+      </w:r>
+      <w:r>
+        <w:t>（0.005 / 0.0075 / 0.01 BOT），但仍属"定额给付"而不是"补偿损失" —— 这需要平台侧的收入数据才能改。</w:t>
       </w:r>
     </w:p>
     <w:p>
@@ -3763,30 +3879,20 @@
       </w:pPr>
       <w:r>
         <w:rPr>
-          <w:rFonts w:ascii="Segoe UI" w:hAnsi="Segoe UI" w:eastAsia="微软雅黑"/>
           <w:b/>
         </w:rPr>
         <w:t>数据分辨率有限</w:t>
       </w:r>
       <w:r>
+        <w:t>：我们用的是约 11 公里网格的气象数据、以城市中心点为代表。如果雨下在郊区而骑手在市区，判定结果可能和体感不一致（这叫</w:t>
+      </w:r>
+      <w:r>
         <w:rPr>
-          <w:rFonts w:ascii="Segoe UI" w:hAnsi="Segoe UI" w:eastAsia="微软雅黑"/>
-          <w:b w:val="0"/>
-        </w:rPr>
-        <w:t>：我们用的是约 11 公里网格的气象数据、以城市中心点为代表。如果雨下在郊区而骑手在市区，判定结果可能和体感不一致（这叫</w:t>
-      </w:r>
-      <w:r>
-        <w:rPr>
-          <w:rFonts w:ascii="Segoe UI" w:hAnsi="Segoe UI" w:eastAsia="微软雅黑"/>
           <w:b/>
         </w:rPr>
         <w:t>基差风险</w:t>
       </w:r>
       <w:r>
-        <w:rPr>
-          <w:rFonts w:ascii="Segoe UI" w:hAnsi="Segoe UI" w:eastAsia="微软雅黑"/>
-          <w:b w:val="0"/>
-        </w:rPr>
         <w:t>，是参数化保险的固有毛病）。</w:t>
       </w:r>
     </w:p>
@@ -3796,16 +3902,11 @@
       </w:pPr>
       <w:r>
         <w:rPr>
-          <w:rFonts w:ascii="Segoe UI" w:hAnsi="Segoe UI" w:eastAsia="微软雅黑"/>
           <w:b/>
         </w:rPr>
         <w:t>准备金规则靠人工</w:t>
       </w:r>
       <w:r>
-        <w:rPr>
-          <w:rFonts w:ascii="Segoe UI" w:hAnsi="Segoe UI" w:eastAsia="微软雅黑"/>
-          <w:b w:val="0"/>
-        </w:rPr>
         <w:t>：合约有准备金守卫（提款不能低于准备金），但准备金留多少目前需要人工设定，合约不会自动跟着"在保保额"调整。</w:t>
       </w:r>
     </w:p>
@@ -3814,19 +3915,11 @@
         <w:pStyle w:val="Heading2"/>
       </w:pPr>
       <w:r>
-        <w:rPr>
-          <w:rFonts w:ascii="Segoe UI" w:hAnsi="Segoe UI" w:eastAsia="微软雅黑"/>
-          <w:b/>
-        </w:rPr>
         <w:t>六、接下来会做什么</w:t>
       </w:r>
     </w:p>
     <w:p>
       <w:r>
-        <w:rPr>
-          <w:rFonts w:ascii="Segoe UI" w:hAnsi="Segoe UI" w:eastAsia="微软雅黑"/>
-          <w:b w:val="0"/>
-        </w:rPr>
         <w:t>按优先级：</w:t>
       </w:r>
     </w:p>
@@ -3849,7 +3942,11 @@
           <w:p>
             <w:r>
               <w:rPr>
-                <w:rFonts w:ascii="Segoe UI" w:hAnsi="Segoe UI" w:eastAsia="微软雅黑"/>
+                <w:sz w:val="18"/>
+              </w:rPr>
+            </w:r>
+            <w:r>
+              <w:rPr>
                 <w:b/>
                 <w:sz w:val="18"/>
               </w:rPr>
@@ -3864,7 +3961,11 @@
           <w:p>
             <w:r>
               <w:rPr>
-                <w:rFonts w:ascii="Segoe UI" w:hAnsi="Segoe UI" w:eastAsia="微软雅黑"/>
+                <w:sz w:val="18"/>
+              </w:rPr>
+            </w:r>
+            <w:r>
+              <w:rPr>
                 <w:b/>
                 <w:sz w:val="18"/>
               </w:rPr>
@@ -3879,7 +3980,11 @@
           <w:p>
             <w:r>
               <w:rPr>
-                <w:rFonts w:ascii="Segoe UI" w:hAnsi="Segoe UI" w:eastAsia="微软雅黑"/>
+                <w:sz w:val="18"/>
+              </w:rPr>
+            </w:r>
+            <w:r>
+              <w:rPr>
                 <w:b/>
                 <w:sz w:val="18"/>
               </w:rPr>
@@ -3896,7 +4001,11 @@
           <w:p>
             <w:r>
               <w:rPr>
-                <w:rFonts w:ascii="Segoe UI" w:hAnsi="Segoe UI" w:eastAsia="微软雅黑"/>
+                <w:sz w:val="18"/>
+              </w:rPr>
+            </w:r>
+            <w:r>
+              <w:rPr>
                 <w:b/>
                 <w:sz w:val="18"/>
               </w:rPr>
@@ -3911,8 +4020,11 @@
           <w:p>
             <w:r>
               <w:rPr>
-                <w:rFonts w:ascii="Segoe UI" w:hAnsi="Segoe UI" w:eastAsia="微软雅黑"/>
-                <w:b w:val="0"/>
+                <w:sz w:val="18"/>
+              </w:rPr>
+            </w:r>
+            <w:r>
+              <w:rPr>
                 <w:sz w:val="18"/>
               </w:rPr>
               <w:t>按国家气象预警信号分档：蓝色（12h 达 50mm）赔 25%、黄色（6h 达 50mm）赔 50%、橙色（3h 达 50mm）赔 75%、红色（3h 达 100mm）赔 100%</w:t>
@@ -3926,7 +4038,11 @@
           <w:p>
             <w:r>
               <w:rPr>
-                <w:rFonts w:ascii="Segoe UI" w:hAnsi="Segoe UI" w:eastAsia="微软雅黑"/>
+                <w:sz w:val="18"/>
+              </w:rPr>
+            </w:r>
+            <w:r>
+              <w:rPr>
                 <w:b/>
                 <w:sz w:val="18"/>
               </w:rPr>
@@ -3934,8 +4050,6 @@
             </w:r>
             <w:r>
               <w:rPr>
-                <w:rFonts w:ascii="Segoe UI" w:hAnsi="Segoe UI" w:eastAsia="微软雅黑"/>
-                <w:b w:val="0"/>
                 <w:sz w:val="18"/>
               </w:rPr>
               <w:t xml:space="preserve"> —— 因为预警信号本身就自带时间窗，有权威依据</w:t>
@@ -3951,7 +4065,11 @@
           <w:p>
             <w:r>
               <w:rPr>
-                <w:rFonts w:ascii="Segoe UI" w:hAnsi="Segoe UI" w:eastAsia="微软雅黑"/>
+                <w:sz w:val="18"/>
+              </w:rPr>
+            </w:r>
+            <w:r>
+              <w:rPr>
                 <w:b/>
                 <w:sz w:val="18"/>
               </w:rPr>
@@ -3966,8 +4084,11 @@
           <w:p>
             <w:r>
               <w:rPr>
-                <w:rFonts w:ascii="Segoe UI" w:hAnsi="Segoe UI" w:eastAsia="微软雅黑"/>
-                <w:b w:val="0"/>
+                <w:sz w:val="18"/>
+              </w:rPr>
+            </w:r>
+            <w:r>
+              <w:rPr>
                 <w:sz w:val="18"/>
               </w:rPr>
               <w:t>投保后 t+3 生效 + 每人限购</w:t>
@@ -3981,8 +4102,11 @@
           <w:p>
             <w:r>
               <w:rPr>
-                <w:rFonts w:ascii="Segoe UI" w:hAnsi="Segoe UI" w:eastAsia="微软雅黑"/>
-                <w:b w:val="0"/>
+                <w:sz w:val="18"/>
+              </w:rPr>
+            </w:r>
+            <w:r>
+              <w:rPr>
                 <w:sz w:val="18"/>
               </w:rPr>
               <w:t>农险的通行做法本来就是"播种前提前卖整季"，所以这不是打补丁，是把产品拉回这类保险的本来做法</w:t>
@@ -3998,7 +4122,11 @@
           <w:p>
             <w:r>
               <w:rPr>
-                <w:rFonts w:ascii="Segoe UI" w:hAnsi="Segoe UI" w:eastAsia="微软雅黑"/>
+                <w:sz w:val="18"/>
+              </w:rPr>
+            </w:r>
+            <w:r>
+              <w:rPr>
                 <w:b/>
                 <w:sz w:val="18"/>
               </w:rPr>
@@ -4013,8 +4141,11 @@
           <w:p>
             <w:r>
               <w:rPr>
-                <w:rFonts w:ascii="Segoe UI" w:hAnsi="Segoe UI" w:eastAsia="微软雅黑"/>
-                <w:b w:val="0"/>
+                <w:sz w:val="18"/>
+              </w:rPr>
+            </w:r>
+            <w:r>
+              <w:rPr>
                 <w:sz w:val="18"/>
               </w:rPr>
               <w:t>平台作为投保人/代理人（B2B2C），由平台提供签名凭证</w:t>
@@ -4028,8 +4159,11 @@
           <w:p>
             <w:r>
               <w:rPr>
-                <w:rFonts w:ascii="Segoe UI" w:hAnsi="Segoe UI" w:eastAsia="微软雅黑"/>
-                <w:b w:val="0"/>
+                <w:sz w:val="18"/>
+              </w:rPr>
+            </w:r>
+            <w:r>
+              <w:rPr>
                 <w:sz w:val="18"/>
               </w:rPr>
               <w:t>这是"能不能叫保险"的关键一步</w:t>
@@ -4045,7 +4179,11 @@
           <w:p>
             <w:r>
               <w:rPr>
-                <w:rFonts w:ascii="Segoe UI" w:hAnsi="Segoe UI" w:eastAsia="微软雅黑"/>
+                <w:sz w:val="18"/>
+              </w:rPr>
+            </w:r>
+            <w:r>
+              <w:rPr>
                 <w:b/>
                 <w:sz w:val="18"/>
               </w:rPr>
@@ -4060,8 +4198,11 @@
           <w:p>
             <w:r>
               <w:rPr>
-                <w:rFonts w:ascii="Segoe UI" w:hAnsi="Segoe UI" w:eastAsia="微软雅黑"/>
-                <w:b w:val="0"/>
+                <w:sz w:val="18"/>
+              </w:rPr>
+            </w:r>
+            <w:r>
+              <w:rPr>
                 <w:sz w:val="18"/>
               </w:rPr>
               <w:t>高温（≥40℃ 对应人社部文件里的"停止室外露天作业"）、大风、空气污染</w:t>
@@ -4075,8 +4216,11 @@
           <w:p>
             <w:r>
               <w:rPr>
-                <w:rFonts w:ascii="Segoe UI" w:hAnsi="Segoe UI" w:eastAsia="微软雅黑"/>
-                <w:b w:val="0"/>
+                <w:sz w:val="18"/>
+              </w:rPr>
+            </w:r>
+            <w:r>
+              <w:rPr>
                 <w:sz w:val="18"/>
               </w:rPr>
               <w:t>数据源其实是同一家（Open-Meteo），判定层不用改；真正要动的是合约里写死的阈值</w:t>
@@ -4090,10 +4234,6 @@
         <w:pStyle w:val="Heading2"/>
       </w:pPr>
       <w:r>
-        <w:rPr>
-          <w:rFonts w:ascii="Segoe UI" w:hAnsi="Segoe UI" w:eastAsia="微软雅黑"/>
-          <w:b/>
-        </w:rPr>
         <w:t>七、几个术语的通俗对照（方便非技术读者）</w:t>
       </w:r>
     </w:p>
@@ -4115,7 +4255,11 @@
           <w:p>
             <w:r>
               <w:rPr>
-                <w:rFonts w:ascii="Segoe UI" w:hAnsi="Segoe UI" w:eastAsia="微软雅黑"/>
+                <w:sz w:val="18"/>
+              </w:rPr>
+            </w:r>
+            <w:r>
+              <w:rPr>
                 <w:b/>
                 <w:sz w:val="18"/>
               </w:rPr>
@@ -4130,7 +4274,11 @@
           <w:p>
             <w:r>
               <w:rPr>
-                <w:rFonts w:ascii="Segoe UI" w:hAnsi="Segoe UI" w:eastAsia="微软雅黑"/>
+                <w:sz w:val="18"/>
+              </w:rPr>
+            </w:r>
+            <w:r>
+              <w:rPr>
                 <w:b/>
                 <w:sz w:val="18"/>
               </w:rPr>
@@ -4147,7 +4295,11 @@
           <w:p>
             <w:r>
               <w:rPr>
-                <w:rFonts w:ascii="Segoe UI" w:hAnsi="Segoe UI" w:eastAsia="微软雅黑"/>
+                <w:sz w:val="18"/>
+              </w:rPr>
+            </w:r>
+            <w:r>
+              <w:rPr>
                 <w:b/>
                 <w:sz w:val="18"/>
               </w:rPr>
@@ -4162,8 +4314,11 @@
           <w:p>
             <w:r>
               <w:rPr>
-                <w:rFonts w:ascii="Segoe UI" w:hAnsi="Segoe UI" w:eastAsia="微软雅黑"/>
-                <w:b w:val="0"/>
+                <w:sz w:val="18"/>
+              </w:rPr>
+            </w:r>
+            <w:r>
+              <w:rPr>
                 <w:sz w:val="18"/>
               </w:rPr>
               <w:t>不看实际损失，只看事先约定的指标。指标到了就赔，不用报案定损</w:t>
@@ -4179,7 +4334,11 @@
           <w:p>
             <w:r>
               <w:rPr>
-                <w:rFonts w:ascii="Segoe UI" w:hAnsi="Segoe UI" w:eastAsia="微软雅黑"/>
+                <w:sz w:val="18"/>
+              </w:rPr>
+            </w:r>
+            <w:r>
+              <w:rPr>
                 <w:b/>
                 <w:sz w:val="18"/>
               </w:rPr>
@@ -4194,8 +4353,11 @@
           <w:p>
             <w:r>
               <w:rPr>
-                <w:rFonts w:ascii="Segoe UI" w:hAnsi="Segoe UI" w:eastAsia="微软雅黑"/>
-                <w:b w:val="0"/>
+                <w:sz w:val="18"/>
+              </w:rPr>
+            </w:r>
+            <w:r>
+              <w:rPr>
                 <w:sz w:val="18"/>
               </w:rPr>
               <w:t>指标和真实感受对不上的情况。比如"数据显示没暴雨，但我确实被淋了"</w:t>
@@ -4211,7 +4373,11 @@
           <w:p>
             <w:r>
               <w:rPr>
-                <w:rFonts w:ascii="Segoe UI" w:hAnsi="Segoe UI" w:eastAsia="微软雅黑"/>
+                <w:sz w:val="18"/>
+              </w:rPr>
+            </w:r>
+            <w:r>
+              <w:rPr>
                 <w:b/>
                 <w:sz w:val="18"/>
               </w:rPr>
@@ -4226,8 +4392,11 @@
           <w:p>
             <w:r>
               <w:rPr>
-                <w:rFonts w:ascii="Segoe UI" w:hAnsi="Segoe UI" w:eastAsia="微软雅黑"/>
-                <w:b w:val="0"/>
+                <w:sz w:val="18"/>
+              </w:rPr>
+            </w:r>
+            <w:r>
+              <w:rPr>
                 <w:sz w:val="18"/>
               </w:rPr>
               <w:t>一段数据的"指纹"。数据变一个字节，指纹就完全不同；所以可以用来证明"这份内容没被改过"</w:t>
@@ -4243,7 +4412,11 @@
           <w:p>
             <w:r>
               <w:rPr>
-                <w:rFonts w:ascii="Segoe UI" w:hAnsi="Segoe UI" w:eastAsia="微软雅黑"/>
+                <w:sz w:val="18"/>
+              </w:rPr>
+            </w:r>
+            <w:r>
+              <w:rPr>
                 <w:b/>
                 <w:sz w:val="18"/>
               </w:rPr>
@@ -4258,8 +4431,11 @@
           <w:p>
             <w:r>
               <w:rPr>
-                <w:rFonts w:ascii="Segoe UI" w:hAnsi="Segoe UI" w:eastAsia="微软雅黑"/>
-                <w:b w:val="0"/>
+                <w:sz w:val="18"/>
+              </w:rPr>
+            </w:r>
+            <w:r>
+              <w:rPr>
                 <w:sz w:val="18"/>
               </w:rPr>
               <w:t>把链外数据搬进链上的机制。业内最大的担忧是"预言机自己不可信"</w:t>
@@ -4275,7 +4451,11 @@
           <w:p>
             <w:r>
               <w:rPr>
-                <w:rFonts w:ascii="Segoe UI" w:hAnsi="Segoe UI" w:eastAsia="微软雅黑"/>
+                <w:sz w:val="18"/>
+              </w:rPr>
+            </w:r>
+            <w:r>
+              <w:rPr>
                 <w:b/>
                 <w:sz w:val="18"/>
               </w:rPr>
@@ -4290,8 +4470,11 @@
           <w:p>
             <w:r>
               <w:rPr>
-                <w:rFonts w:ascii="Segoe UI" w:hAnsi="Segoe UI" w:eastAsia="微软雅黑"/>
-                <w:b w:val="0"/>
+                <w:sz w:val="18"/>
+              </w:rPr>
+            </w:r>
+            <w:r>
+              <w:rPr>
                 <w:sz w:val="18"/>
               </w:rPr>
               <w:t>留在池子里不动的钱，用来应付同一时间大量赔付</w:t>
@@ -4307,7 +4490,11 @@
           <w:p>
             <w:r>
               <w:rPr>
-                <w:rFonts w:ascii="Segoe UI" w:hAnsi="Segoe UI" w:eastAsia="微软雅黑"/>
+                <w:sz w:val="18"/>
+              </w:rPr>
+            </w:r>
+            <w:r>
+              <w:rPr>
                 <w:b/>
                 <w:sz w:val="18"/>
               </w:rPr>
@@ -4322,8 +4509,11 @@
           <w:p>
             <w:r>
               <w:rPr>
-                <w:rFonts w:ascii="Segoe UI" w:hAnsi="Segoe UI" w:eastAsia="微软雅黑"/>
-                <w:b w:val="0"/>
+                <w:sz w:val="18"/>
+              </w:rPr>
+            </w:r>
+            <w:r>
+              <w:rPr>
                 <w:sz w:val="18"/>
               </w:rPr>
               <w:t>掌握更多信息的人更愿意买（知道要下雨才买），导致池子被抽干</w:t>
@@ -4339,7 +4529,11 @@
           <w:p>
             <w:r>
               <w:rPr>
-                <w:rFonts w:ascii="Segoe UI" w:hAnsi="Segoe UI" w:eastAsia="微软雅黑"/>
+                <w:sz w:val="18"/>
+              </w:rPr>
+            </w:r>
+            <w:r>
+              <w:rPr>
                 <w:b/>
                 <w:sz w:val="18"/>
               </w:rPr>
@@ -4354,8 +4548,11 @@
           <w:p>
             <w:r>
               <w:rPr>
-                <w:rFonts w:ascii="Segoe UI" w:hAnsi="Segoe UI" w:eastAsia="微软雅黑"/>
-                <w:b w:val="0"/>
+                <w:sz w:val="18"/>
+              </w:rPr>
+            </w:r>
+            <w:r>
+              <w:rPr>
                 <w:sz w:val="18"/>
               </w:rPr>
               <w:t>保险法的两条基本要求：你得对保的东西有真实利害关系；赔付只能补损失，不能变成赚钱</w:t>
@@ -4366,10 +4563,6 @@
     </w:tbl>
     <w:p>
       <w:r>
-        <w:rPr>
-          <w:rFonts w:ascii="Segoe UI" w:hAnsi="Segoe UI" w:eastAsia="微软雅黑"/>
-          <w:b w:val="0"/>
-        </w:rPr>
         <w:t>*雨证 · RainProof｜队伍：神麻*</w:t>
       </w:r>
     </w:p>
